--- a/Self Study MCQ/Self Study DBT MCQ Session 13  to 15 Set 2.docx
+++ b/Self Study MCQ/Self Study DBT MCQ Session 13  to 15 Set 2.docx
@@ -164,6 +164,18 @@
         <w:spacing w:after="0" w:line="240" w:lineRule="auto"/>
         <w:rPr>
           <w:rFonts w:ascii="Arial" w:hAnsi="Arial" w:cs="Arial"/>
+          <w:b/>
+          <w:bCs/>
+          <w:sz w:val="20"/>
+          <w:szCs w:val="20"/>
+        </w:rPr>
+      </w:pPr>
+    </w:p>
+    <w:p>
+      <w:pPr>
+        <w:spacing w:after="0" w:line="240" w:lineRule="auto"/>
+        <w:rPr>
+          <w:rFonts w:ascii="Arial" w:hAnsi="Arial" w:cs="Arial"/>
           <w:sz w:val="20"/>
           <w:szCs w:val="20"/>
         </w:rPr>
@@ -220,6 +232,18 @@
         <w:spacing w:after="0" w:line="240" w:lineRule="auto"/>
         <w:rPr>
           <w:rFonts w:ascii="Arial" w:hAnsi="Arial" w:cs="Arial"/>
+          <w:b/>
+          <w:bCs/>
+          <w:sz w:val="20"/>
+          <w:szCs w:val="20"/>
+        </w:rPr>
+      </w:pPr>
+    </w:p>
+    <w:p>
+      <w:pPr>
+        <w:spacing w:after="0" w:line="240" w:lineRule="auto"/>
+        <w:rPr>
+          <w:rFonts w:ascii="Arial" w:hAnsi="Arial" w:cs="Arial"/>
           <w:sz w:val="20"/>
           <w:szCs w:val="20"/>
         </w:rPr>
@@ -276,6 +300,18 @@
         <w:spacing w:after="0" w:line="240" w:lineRule="auto"/>
         <w:rPr>
           <w:rFonts w:ascii="Arial" w:hAnsi="Arial" w:cs="Arial"/>
+          <w:b/>
+          <w:bCs/>
+          <w:sz w:val="20"/>
+          <w:szCs w:val="20"/>
+        </w:rPr>
+      </w:pPr>
+    </w:p>
+    <w:p>
+      <w:pPr>
+        <w:spacing w:after="0" w:line="240" w:lineRule="auto"/>
+        <w:rPr>
+          <w:rFonts w:ascii="Arial" w:hAnsi="Arial" w:cs="Arial"/>
           <w:sz w:val="20"/>
           <w:szCs w:val="20"/>
         </w:rPr>
@@ -332,6 +368,18 @@
         <w:spacing w:after="0" w:line="240" w:lineRule="auto"/>
         <w:rPr>
           <w:rFonts w:ascii="Arial" w:hAnsi="Arial" w:cs="Arial"/>
+          <w:b/>
+          <w:bCs/>
+          <w:sz w:val="20"/>
+          <w:szCs w:val="20"/>
+        </w:rPr>
+      </w:pPr>
+    </w:p>
+    <w:p>
+      <w:pPr>
+        <w:spacing w:after="0" w:line="240" w:lineRule="auto"/>
+        <w:rPr>
+          <w:rFonts w:ascii="Arial" w:hAnsi="Arial" w:cs="Arial"/>
           <w:sz w:val="20"/>
           <w:szCs w:val="20"/>
         </w:rPr>
@@ -388,6 +436,18 @@
         <w:spacing w:after="0" w:line="240" w:lineRule="auto"/>
         <w:rPr>
           <w:rFonts w:ascii="Arial" w:hAnsi="Arial" w:cs="Arial"/>
+          <w:b/>
+          <w:bCs/>
+          <w:sz w:val="20"/>
+          <w:szCs w:val="20"/>
+        </w:rPr>
+      </w:pPr>
+    </w:p>
+    <w:p>
+      <w:pPr>
+        <w:spacing w:after="0" w:line="240" w:lineRule="auto"/>
+        <w:rPr>
+          <w:rFonts w:ascii="Arial" w:hAnsi="Arial" w:cs="Arial"/>
           <w:sz w:val="20"/>
           <w:szCs w:val="20"/>
         </w:rPr>
@@ -454,6 +514,18 @@
         <w:spacing w:after="0" w:line="240" w:lineRule="auto"/>
         <w:rPr>
           <w:rFonts w:ascii="Arial" w:hAnsi="Arial" w:cs="Arial"/>
+          <w:b/>
+          <w:bCs/>
+          <w:sz w:val="20"/>
+          <w:szCs w:val="20"/>
+        </w:rPr>
+      </w:pPr>
+    </w:p>
+    <w:p>
+      <w:pPr>
+        <w:spacing w:after="0" w:line="240" w:lineRule="auto"/>
+        <w:rPr>
+          <w:rFonts w:ascii="Arial" w:hAnsi="Arial" w:cs="Arial"/>
           <w:sz w:val="20"/>
           <w:szCs w:val="20"/>
         </w:rPr>
@@ -510,6 +582,18 @@
         <w:spacing w:after="0" w:line="240" w:lineRule="auto"/>
         <w:rPr>
           <w:rFonts w:ascii="Arial" w:hAnsi="Arial" w:cs="Arial"/>
+          <w:b/>
+          <w:bCs/>
+          <w:sz w:val="20"/>
+          <w:szCs w:val="20"/>
+        </w:rPr>
+      </w:pPr>
+    </w:p>
+    <w:p>
+      <w:pPr>
+        <w:spacing w:after="0" w:line="240" w:lineRule="auto"/>
+        <w:rPr>
+          <w:rFonts w:ascii="Arial" w:hAnsi="Arial" w:cs="Arial"/>
           <w:sz w:val="20"/>
           <w:szCs w:val="20"/>
         </w:rPr>
@@ -588,6 +672,18 @@
         <w:spacing w:after="0" w:line="240" w:lineRule="auto"/>
         <w:rPr>
           <w:rFonts w:ascii="Arial" w:hAnsi="Arial" w:cs="Arial"/>
+          <w:b/>
+          <w:bCs/>
+          <w:sz w:val="20"/>
+          <w:szCs w:val="20"/>
+        </w:rPr>
+      </w:pPr>
+    </w:p>
+    <w:p>
+      <w:pPr>
+        <w:spacing w:after="0" w:line="240" w:lineRule="auto"/>
+        <w:rPr>
+          <w:rFonts w:ascii="Arial" w:hAnsi="Arial" w:cs="Arial"/>
           <w:sz w:val="20"/>
           <w:szCs w:val="20"/>
         </w:rPr>
@@ -644,6 +740,18 @@
         <w:spacing w:after="0" w:line="240" w:lineRule="auto"/>
         <w:rPr>
           <w:rFonts w:ascii="Arial" w:hAnsi="Arial" w:cs="Arial"/>
+          <w:b/>
+          <w:bCs/>
+          <w:sz w:val="20"/>
+          <w:szCs w:val="20"/>
+        </w:rPr>
+      </w:pPr>
+    </w:p>
+    <w:p>
+      <w:pPr>
+        <w:spacing w:after="0" w:line="240" w:lineRule="auto"/>
+        <w:rPr>
+          <w:rFonts w:ascii="Arial" w:hAnsi="Arial" w:cs="Arial"/>
           <w:sz w:val="20"/>
           <w:szCs w:val="20"/>
         </w:rPr>
@@ -726,38 +834,6 @@
           <w:szCs w:val="20"/>
         </w:rPr>
       </w:pPr>
-      <w:r>
-        <w:rPr>
-          <w:rFonts w:ascii="Arial" w:hAnsi="Arial" w:cs="Arial"/>
-          <w:sz w:val="20"/>
-          <w:szCs w:val="20"/>
-        </w:rPr>
-        <w:pict w14:anchorId="3E1EE1B8">
-          <v:rect id="_x0000_i1085" style="width:0;height:.75pt" o:hralign="center" o:hrstd="t" o:hr="t" fillcolor="#a0a0a0" stroked="f"/>
-        </w:pict>
-      </w:r>
-    </w:p>
-    <w:p>
-      <w:pPr>
-        <w:spacing w:after="0" w:line="240" w:lineRule="auto"/>
-        <w:rPr>
-          <w:rFonts w:ascii="Arial" w:hAnsi="Arial" w:cs="Arial"/>
-          <w:b/>
-          <w:bCs/>
-          <w:sz w:val="20"/>
-          <w:szCs w:val="20"/>
-        </w:rPr>
-      </w:pPr>
-      <w:r>
-        <w:rPr>
-          <w:rFonts w:ascii="Arial" w:hAnsi="Arial" w:cs="Arial"/>
-          <w:b/>
-          <w:bCs/>
-          <w:sz w:val="20"/>
-          <w:szCs w:val="20"/>
-        </w:rPr>
-        <w:t>Error Handling – Tricky</w:t>
-      </w:r>
     </w:p>
     <w:p>
       <w:pPr>
@@ -820,6 +896,18 @@
         <w:spacing w:after="0" w:line="240" w:lineRule="auto"/>
         <w:rPr>
           <w:rFonts w:ascii="Arial" w:hAnsi="Arial" w:cs="Arial"/>
+          <w:b/>
+          <w:bCs/>
+          <w:sz w:val="20"/>
+          <w:szCs w:val="20"/>
+        </w:rPr>
+      </w:pPr>
+    </w:p>
+    <w:p>
+      <w:pPr>
+        <w:spacing w:after="0" w:line="240" w:lineRule="auto"/>
+        <w:rPr>
+          <w:rFonts w:ascii="Arial" w:hAnsi="Arial" w:cs="Arial"/>
           <w:sz w:val="20"/>
           <w:szCs w:val="20"/>
         </w:rPr>
@@ -850,14 +938,6 @@
           <w:szCs w:val="20"/>
         </w:rPr>
         <w:br/>
-      </w:r>
-      <w:r>
-        <w:rPr>
-          <w:rFonts w:ascii="Arial" w:hAnsi="Arial" w:cs="Arial"/>
-          <w:sz w:val="20"/>
-          <w:szCs w:val="20"/>
-        </w:rPr>
-        <w:lastRenderedPageBreak/>
         <w:t>B) Both catch same conditions</w:t>
       </w:r>
       <w:r>
@@ -884,6 +964,18 @@
         <w:spacing w:after="0" w:line="240" w:lineRule="auto"/>
         <w:rPr>
           <w:rFonts w:ascii="Arial" w:hAnsi="Arial" w:cs="Arial"/>
+          <w:b/>
+          <w:bCs/>
+          <w:sz w:val="20"/>
+          <w:szCs w:val="20"/>
+        </w:rPr>
+      </w:pPr>
+    </w:p>
+    <w:p>
+      <w:pPr>
+        <w:spacing w:after="0" w:line="240" w:lineRule="auto"/>
+        <w:rPr>
+          <w:rFonts w:ascii="Arial" w:hAnsi="Arial" w:cs="Arial"/>
           <w:sz w:val="20"/>
           <w:szCs w:val="20"/>
         </w:rPr>
@@ -940,6 +1032,18 @@
         <w:spacing w:after="0" w:line="240" w:lineRule="auto"/>
         <w:rPr>
           <w:rFonts w:ascii="Arial" w:hAnsi="Arial" w:cs="Arial"/>
+          <w:b/>
+          <w:bCs/>
+          <w:sz w:val="20"/>
+          <w:szCs w:val="20"/>
+        </w:rPr>
+      </w:pPr>
+    </w:p>
+    <w:p>
+      <w:pPr>
+        <w:spacing w:after="0" w:line="240" w:lineRule="auto"/>
+        <w:rPr>
+          <w:rFonts w:ascii="Arial" w:hAnsi="Arial" w:cs="Arial"/>
           <w:sz w:val="20"/>
           <w:szCs w:val="20"/>
         </w:rPr>
@@ -996,6 +1100,18 @@
         <w:spacing w:after="0" w:line="240" w:lineRule="auto"/>
         <w:rPr>
           <w:rFonts w:ascii="Arial" w:hAnsi="Arial" w:cs="Arial"/>
+          <w:b/>
+          <w:bCs/>
+          <w:sz w:val="20"/>
+          <w:szCs w:val="20"/>
+        </w:rPr>
+      </w:pPr>
+    </w:p>
+    <w:p>
+      <w:pPr>
+        <w:spacing w:after="0" w:line="240" w:lineRule="auto"/>
+        <w:rPr>
+          <w:rFonts w:ascii="Arial" w:hAnsi="Arial" w:cs="Arial"/>
           <w:sz w:val="20"/>
           <w:szCs w:val="20"/>
         </w:rPr>
@@ -1052,6 +1168,18 @@
         <w:spacing w:after="0" w:line="240" w:lineRule="auto"/>
         <w:rPr>
           <w:rFonts w:ascii="Arial" w:hAnsi="Arial" w:cs="Arial"/>
+          <w:b/>
+          <w:bCs/>
+          <w:sz w:val="20"/>
+          <w:szCs w:val="20"/>
+        </w:rPr>
+      </w:pPr>
+    </w:p>
+    <w:p>
+      <w:pPr>
+        <w:spacing w:after="0" w:line="240" w:lineRule="auto"/>
+        <w:rPr>
+          <w:rFonts w:ascii="Arial" w:hAnsi="Arial" w:cs="Arial"/>
           <w:sz w:val="20"/>
           <w:szCs w:val="20"/>
         </w:rPr>
@@ -1108,6 +1236,18 @@
         <w:spacing w:after="0" w:line="240" w:lineRule="auto"/>
         <w:rPr>
           <w:rFonts w:ascii="Arial" w:hAnsi="Arial" w:cs="Arial"/>
+          <w:b/>
+          <w:bCs/>
+          <w:sz w:val="20"/>
+          <w:szCs w:val="20"/>
+        </w:rPr>
+      </w:pPr>
+    </w:p>
+    <w:p>
+      <w:pPr>
+        <w:spacing w:after="0" w:line="240" w:lineRule="auto"/>
+        <w:rPr>
+          <w:rFonts w:ascii="Arial" w:hAnsi="Arial" w:cs="Arial"/>
           <w:sz w:val="20"/>
           <w:szCs w:val="20"/>
         </w:rPr>
@@ -1164,6 +1304,18 @@
         <w:spacing w:after="0" w:line="240" w:lineRule="auto"/>
         <w:rPr>
           <w:rFonts w:ascii="Arial" w:hAnsi="Arial" w:cs="Arial"/>
+          <w:b/>
+          <w:bCs/>
+          <w:sz w:val="20"/>
+          <w:szCs w:val="20"/>
+        </w:rPr>
+      </w:pPr>
+    </w:p>
+    <w:p>
+      <w:pPr>
+        <w:spacing w:after="0" w:line="240" w:lineRule="auto"/>
+        <w:rPr>
+          <w:rFonts w:ascii="Arial" w:hAnsi="Arial" w:cs="Arial"/>
           <w:sz w:val="20"/>
           <w:szCs w:val="20"/>
         </w:rPr>
@@ -1294,6 +1446,18 @@
         <w:spacing w:after="0" w:line="240" w:lineRule="auto"/>
         <w:rPr>
           <w:rFonts w:ascii="Arial" w:hAnsi="Arial" w:cs="Arial"/>
+          <w:b/>
+          <w:bCs/>
+          <w:sz w:val="20"/>
+          <w:szCs w:val="20"/>
+        </w:rPr>
+      </w:pPr>
+    </w:p>
+    <w:p>
+      <w:pPr>
+        <w:spacing w:after="0" w:line="240" w:lineRule="auto"/>
+        <w:rPr>
+          <w:rFonts w:ascii="Arial" w:hAnsi="Arial" w:cs="Arial"/>
           <w:sz w:val="20"/>
           <w:szCs w:val="20"/>
         </w:rPr>
@@ -1354,38 +1518,6 @@
           <w:szCs w:val="20"/>
         </w:rPr>
       </w:pPr>
-      <w:r>
-        <w:rPr>
-          <w:rFonts w:ascii="Arial" w:hAnsi="Arial" w:cs="Arial"/>
-          <w:sz w:val="20"/>
-          <w:szCs w:val="20"/>
-        </w:rPr>
-        <w:pict w14:anchorId="41C6372C">
-          <v:rect id="_x0000_i1086" style="width:0;height:.75pt" o:hralign="center" o:hrstd="t" o:hr="t" fillcolor="#a0a0a0" stroked="f"/>
-        </w:pict>
-      </w:r>
-    </w:p>
-    <w:p>
-      <w:pPr>
-        <w:spacing w:after="0" w:line="240" w:lineRule="auto"/>
-        <w:rPr>
-          <w:rFonts w:ascii="Arial" w:hAnsi="Arial" w:cs="Arial"/>
-          <w:b/>
-          <w:bCs/>
-          <w:sz w:val="20"/>
-          <w:szCs w:val="20"/>
-        </w:rPr>
-      </w:pPr>
-      <w:r>
-        <w:rPr>
-          <w:rFonts w:ascii="Arial" w:hAnsi="Arial" w:cs="Arial"/>
-          <w:b/>
-          <w:bCs/>
-          <w:sz w:val="20"/>
-          <w:szCs w:val="20"/>
-        </w:rPr>
-        <w:t>NoSQL – Tricky Conceptual</w:t>
-      </w:r>
     </w:p>
     <w:p>
       <w:pPr>
@@ -1448,6 +1580,18 @@
         <w:spacing w:after="0" w:line="240" w:lineRule="auto"/>
         <w:rPr>
           <w:rFonts w:ascii="Arial" w:hAnsi="Arial" w:cs="Arial"/>
+          <w:b/>
+          <w:bCs/>
+          <w:sz w:val="20"/>
+          <w:szCs w:val="20"/>
+        </w:rPr>
+      </w:pPr>
+    </w:p>
+    <w:p>
+      <w:pPr>
+        <w:spacing w:after="0" w:line="240" w:lineRule="auto"/>
+        <w:rPr>
+          <w:rFonts w:ascii="Arial" w:hAnsi="Arial" w:cs="Arial"/>
           <w:sz w:val="20"/>
           <w:szCs w:val="20"/>
         </w:rPr>
@@ -1504,6 +1648,18 @@
         <w:spacing w:after="0" w:line="240" w:lineRule="auto"/>
         <w:rPr>
           <w:rFonts w:ascii="Arial" w:hAnsi="Arial" w:cs="Arial"/>
+          <w:b/>
+          <w:bCs/>
+          <w:sz w:val="20"/>
+          <w:szCs w:val="20"/>
+        </w:rPr>
+      </w:pPr>
+    </w:p>
+    <w:p>
+      <w:pPr>
+        <w:spacing w:after="0" w:line="240" w:lineRule="auto"/>
+        <w:rPr>
+          <w:rFonts w:ascii="Arial" w:hAnsi="Arial" w:cs="Arial"/>
           <w:sz w:val="20"/>
           <w:szCs w:val="20"/>
         </w:rPr>
@@ -1560,6 +1716,18 @@
         <w:spacing w:after="0" w:line="240" w:lineRule="auto"/>
         <w:rPr>
           <w:rFonts w:ascii="Arial" w:hAnsi="Arial" w:cs="Arial"/>
+          <w:b/>
+          <w:bCs/>
+          <w:sz w:val="20"/>
+          <w:szCs w:val="20"/>
+        </w:rPr>
+      </w:pPr>
+    </w:p>
+    <w:p>
+      <w:pPr>
+        <w:spacing w:after="0" w:line="240" w:lineRule="auto"/>
+        <w:rPr>
+          <w:rFonts w:ascii="Arial" w:hAnsi="Arial" w:cs="Arial"/>
           <w:sz w:val="20"/>
           <w:szCs w:val="20"/>
         </w:rPr>
@@ -1616,6 +1784,18 @@
         <w:spacing w:after="0" w:line="240" w:lineRule="auto"/>
         <w:rPr>
           <w:rFonts w:ascii="Arial" w:hAnsi="Arial" w:cs="Arial"/>
+          <w:b/>
+          <w:bCs/>
+          <w:sz w:val="20"/>
+          <w:szCs w:val="20"/>
+        </w:rPr>
+      </w:pPr>
+    </w:p>
+    <w:p>
+      <w:pPr>
+        <w:spacing w:after="0" w:line="240" w:lineRule="auto"/>
+        <w:rPr>
+          <w:rFonts w:ascii="Arial" w:hAnsi="Arial" w:cs="Arial"/>
           <w:sz w:val="20"/>
           <w:szCs w:val="20"/>
         </w:rPr>
@@ -1672,6 +1852,18 @@
         <w:spacing w:after="0" w:line="240" w:lineRule="auto"/>
         <w:rPr>
           <w:rFonts w:ascii="Arial" w:hAnsi="Arial" w:cs="Arial"/>
+          <w:b/>
+          <w:bCs/>
+          <w:sz w:val="20"/>
+          <w:szCs w:val="20"/>
+        </w:rPr>
+      </w:pPr>
+    </w:p>
+    <w:p>
+      <w:pPr>
+        <w:spacing w:after="0" w:line="240" w:lineRule="auto"/>
+        <w:rPr>
+          <w:rFonts w:ascii="Arial" w:hAnsi="Arial" w:cs="Arial"/>
           <w:sz w:val="20"/>
           <w:szCs w:val="20"/>
         </w:rPr>
@@ -1728,6 +1920,18 @@
         <w:spacing w:after="0" w:line="240" w:lineRule="auto"/>
         <w:rPr>
           <w:rFonts w:ascii="Arial" w:hAnsi="Arial" w:cs="Arial"/>
+          <w:b/>
+          <w:bCs/>
+          <w:sz w:val="20"/>
+          <w:szCs w:val="20"/>
+        </w:rPr>
+      </w:pPr>
+    </w:p>
+    <w:p>
+      <w:pPr>
+        <w:spacing w:after="0" w:line="240" w:lineRule="auto"/>
+        <w:rPr>
+          <w:rFonts w:ascii="Arial" w:hAnsi="Arial" w:cs="Arial"/>
           <w:sz w:val="20"/>
           <w:szCs w:val="20"/>
         </w:rPr>
@@ -1806,6 +2010,18 @@
         <w:spacing w:after="0" w:line="240" w:lineRule="auto"/>
         <w:rPr>
           <w:rFonts w:ascii="Arial" w:hAnsi="Arial" w:cs="Arial"/>
+          <w:b/>
+          <w:bCs/>
+          <w:sz w:val="20"/>
+          <w:szCs w:val="20"/>
+        </w:rPr>
+      </w:pPr>
+    </w:p>
+    <w:p>
+      <w:pPr>
+        <w:spacing w:after="0" w:line="240" w:lineRule="auto"/>
+        <w:rPr>
+          <w:rFonts w:ascii="Arial" w:hAnsi="Arial" w:cs="Arial"/>
           <w:sz w:val="20"/>
           <w:szCs w:val="20"/>
         </w:rPr>
@@ -1862,6 +2078,18 @@
         <w:spacing w:after="0" w:line="240" w:lineRule="auto"/>
         <w:rPr>
           <w:rFonts w:ascii="Arial" w:hAnsi="Arial" w:cs="Arial"/>
+          <w:b/>
+          <w:bCs/>
+          <w:sz w:val="20"/>
+          <w:szCs w:val="20"/>
+        </w:rPr>
+      </w:pPr>
+    </w:p>
+    <w:p>
+      <w:pPr>
+        <w:spacing w:after="0" w:line="240" w:lineRule="auto"/>
+        <w:rPr>
+          <w:rFonts w:ascii="Arial" w:hAnsi="Arial" w:cs="Arial"/>
           <w:sz w:val="20"/>
           <w:szCs w:val="20"/>
         </w:rPr>
@@ -1918,6 +2146,18 @@
         <w:spacing w:after="0" w:line="240" w:lineRule="auto"/>
         <w:rPr>
           <w:rFonts w:ascii="Arial" w:hAnsi="Arial" w:cs="Arial"/>
+          <w:b/>
+          <w:bCs/>
+          <w:sz w:val="20"/>
+          <w:szCs w:val="20"/>
+        </w:rPr>
+      </w:pPr>
+    </w:p>
+    <w:p>
+      <w:pPr>
+        <w:spacing w:after="0" w:line="240" w:lineRule="auto"/>
+        <w:rPr>
+          <w:rFonts w:ascii="Arial" w:hAnsi="Arial" w:cs="Arial"/>
           <w:sz w:val="20"/>
           <w:szCs w:val="20"/>
         </w:rPr>
@@ -1978,38 +2218,6 @@
           <w:szCs w:val="20"/>
         </w:rPr>
       </w:pPr>
-      <w:r>
-        <w:rPr>
-          <w:rFonts w:ascii="Arial" w:hAnsi="Arial" w:cs="Arial"/>
-          <w:sz w:val="20"/>
-          <w:szCs w:val="20"/>
-        </w:rPr>
-        <w:pict w14:anchorId="6C3F58F7">
-          <v:rect id="_x0000_i1087" style="width:0;height:.75pt" o:hralign="center" o:hrstd="t" o:hr="t" fillcolor="#a0a0a0" stroked="f"/>
-        </w:pict>
-      </w:r>
-    </w:p>
-    <w:p>
-      <w:pPr>
-        <w:spacing w:after="0" w:line="240" w:lineRule="auto"/>
-        <w:rPr>
-          <w:rFonts w:ascii="Arial" w:hAnsi="Arial" w:cs="Arial"/>
-          <w:b/>
-          <w:bCs/>
-          <w:sz w:val="20"/>
-          <w:szCs w:val="20"/>
-        </w:rPr>
-      </w:pPr>
-      <w:r>
-        <w:rPr>
-          <w:rFonts w:ascii="Arial" w:hAnsi="Arial" w:cs="Arial"/>
-          <w:b/>
-          <w:bCs/>
-          <w:sz w:val="20"/>
-          <w:szCs w:val="20"/>
-        </w:rPr>
-        <w:t>MongoDB – Tricky Comparisons with RDBMS</w:t>
-      </w:r>
     </w:p>
     <w:p>
       <w:pPr>
@@ -2072,6 +2280,18 @@
         <w:spacing w:after="0" w:line="240" w:lineRule="auto"/>
         <w:rPr>
           <w:rFonts w:ascii="Arial" w:hAnsi="Arial" w:cs="Arial"/>
+          <w:b/>
+          <w:bCs/>
+          <w:sz w:val="20"/>
+          <w:szCs w:val="20"/>
+        </w:rPr>
+      </w:pPr>
+    </w:p>
+    <w:p>
+      <w:pPr>
+        <w:spacing w:after="0" w:line="240" w:lineRule="auto"/>
+        <w:rPr>
+          <w:rFonts w:ascii="Arial" w:hAnsi="Arial" w:cs="Arial"/>
           <w:sz w:val="20"/>
           <w:szCs w:val="20"/>
         </w:rPr>
@@ -2128,6 +2348,18 @@
         <w:spacing w:after="0" w:line="240" w:lineRule="auto"/>
         <w:rPr>
           <w:rFonts w:ascii="Arial" w:hAnsi="Arial" w:cs="Arial"/>
+          <w:b/>
+          <w:bCs/>
+          <w:sz w:val="20"/>
+          <w:szCs w:val="20"/>
+        </w:rPr>
+      </w:pPr>
+    </w:p>
+    <w:p>
+      <w:pPr>
+        <w:spacing w:after="0" w:line="240" w:lineRule="auto"/>
+        <w:rPr>
+          <w:rFonts w:ascii="Arial" w:hAnsi="Arial" w:cs="Arial"/>
           <w:sz w:val="20"/>
           <w:szCs w:val="20"/>
         </w:rPr>
@@ -2184,6 +2416,18 @@
         <w:spacing w:after="0" w:line="240" w:lineRule="auto"/>
         <w:rPr>
           <w:rFonts w:ascii="Arial" w:hAnsi="Arial" w:cs="Arial"/>
+          <w:b/>
+          <w:bCs/>
+          <w:sz w:val="20"/>
+          <w:szCs w:val="20"/>
+        </w:rPr>
+      </w:pPr>
+    </w:p>
+    <w:p>
+      <w:pPr>
+        <w:spacing w:after="0" w:line="240" w:lineRule="auto"/>
+        <w:rPr>
+          <w:rFonts w:ascii="Arial" w:hAnsi="Arial" w:cs="Arial"/>
           <w:sz w:val="20"/>
           <w:szCs w:val="20"/>
         </w:rPr>
@@ -2234,6 +2478,18 @@
         <w:br/>
         <w:t>D) Cursor</w:t>
       </w:r>
+    </w:p>
+    <w:p>
+      <w:pPr>
+        <w:spacing w:after="0" w:line="240" w:lineRule="auto"/>
+        <w:rPr>
+          <w:rFonts w:ascii="Arial" w:hAnsi="Arial" w:cs="Arial"/>
+          <w:b/>
+          <w:bCs/>
+          <w:sz w:val="20"/>
+          <w:szCs w:val="20"/>
+        </w:rPr>
+      </w:pPr>
     </w:p>
     <w:p>
       <w:pPr>
@@ -2305,6 +2561,18 @@
         <w:spacing w:after="0" w:line="240" w:lineRule="auto"/>
         <w:rPr>
           <w:rFonts w:ascii="Arial" w:hAnsi="Arial" w:cs="Arial"/>
+          <w:b/>
+          <w:bCs/>
+          <w:sz w:val="20"/>
+          <w:szCs w:val="20"/>
+        </w:rPr>
+      </w:pPr>
+    </w:p>
+    <w:p>
+      <w:pPr>
+        <w:spacing w:after="0" w:line="240" w:lineRule="auto"/>
+        <w:rPr>
+          <w:rFonts w:ascii="Arial" w:hAnsi="Arial" w:cs="Arial"/>
           <w:sz w:val="20"/>
           <w:szCs w:val="20"/>
         </w:rPr>
@@ -2361,6 +2629,18 @@
         <w:spacing w:after="0" w:line="240" w:lineRule="auto"/>
         <w:rPr>
           <w:rFonts w:ascii="Arial" w:hAnsi="Arial" w:cs="Arial"/>
+          <w:b/>
+          <w:bCs/>
+          <w:sz w:val="20"/>
+          <w:szCs w:val="20"/>
+        </w:rPr>
+      </w:pPr>
+    </w:p>
+    <w:p>
+      <w:pPr>
+        <w:spacing w:after="0" w:line="240" w:lineRule="auto"/>
+        <w:rPr>
+          <w:rFonts w:ascii="Arial" w:hAnsi="Arial" w:cs="Arial"/>
           <w:sz w:val="20"/>
           <w:szCs w:val="20"/>
         </w:rPr>
@@ -2417,6 +2697,18 @@
         <w:spacing w:after="0" w:line="240" w:lineRule="auto"/>
         <w:rPr>
           <w:rFonts w:ascii="Arial" w:hAnsi="Arial" w:cs="Arial"/>
+          <w:b/>
+          <w:bCs/>
+          <w:sz w:val="20"/>
+          <w:szCs w:val="20"/>
+        </w:rPr>
+      </w:pPr>
+    </w:p>
+    <w:p>
+      <w:pPr>
+        <w:spacing w:after="0" w:line="240" w:lineRule="auto"/>
+        <w:rPr>
+          <w:rFonts w:ascii="Arial" w:hAnsi="Arial" w:cs="Arial"/>
           <w:sz w:val="20"/>
           <w:szCs w:val="20"/>
         </w:rPr>
@@ -2473,6 +2765,18 @@
         <w:spacing w:after="0" w:line="240" w:lineRule="auto"/>
         <w:rPr>
           <w:rFonts w:ascii="Arial" w:hAnsi="Arial" w:cs="Arial"/>
+          <w:b/>
+          <w:bCs/>
+          <w:sz w:val="20"/>
+          <w:szCs w:val="20"/>
+        </w:rPr>
+      </w:pPr>
+    </w:p>
+    <w:p>
+      <w:pPr>
+        <w:spacing w:after="0" w:line="240" w:lineRule="auto"/>
+        <w:rPr>
+          <w:rFonts w:ascii="Arial" w:hAnsi="Arial" w:cs="Arial"/>
           <w:sz w:val="20"/>
           <w:szCs w:val="20"/>
         </w:rPr>
@@ -2529,6 +2833,18 @@
         <w:spacing w:after="0" w:line="240" w:lineRule="auto"/>
         <w:rPr>
           <w:rFonts w:ascii="Arial" w:hAnsi="Arial" w:cs="Arial"/>
+          <w:b/>
+          <w:bCs/>
+          <w:sz w:val="20"/>
+          <w:szCs w:val="20"/>
+        </w:rPr>
+      </w:pPr>
+    </w:p>
+    <w:p>
+      <w:pPr>
+        <w:spacing w:after="0" w:line="240" w:lineRule="auto"/>
+        <w:rPr>
+          <w:rFonts w:ascii="Arial" w:hAnsi="Arial" w:cs="Arial"/>
           <w:sz w:val="20"/>
           <w:szCs w:val="20"/>
         </w:rPr>
@@ -2589,38 +2905,6 @@
           <w:szCs w:val="20"/>
         </w:rPr>
       </w:pPr>
-      <w:r>
-        <w:rPr>
-          <w:rFonts w:ascii="Arial" w:hAnsi="Arial" w:cs="Arial"/>
-          <w:sz w:val="20"/>
-          <w:szCs w:val="20"/>
-        </w:rPr>
-        <w:pict w14:anchorId="5544EE98">
-          <v:rect id="_x0000_i1088" style="width:0;height:.75pt" o:hralign="center" o:hrstd="t" o:hr="t" fillcolor="#a0a0a0" stroked="f"/>
-        </w:pict>
-      </w:r>
-    </w:p>
-    <w:p>
-      <w:pPr>
-        <w:spacing w:after="0" w:line="240" w:lineRule="auto"/>
-        <w:rPr>
-          <w:rFonts w:ascii="Arial" w:hAnsi="Arial" w:cs="Arial"/>
-          <w:b/>
-          <w:bCs/>
-          <w:sz w:val="20"/>
-          <w:szCs w:val="20"/>
-        </w:rPr>
-      </w:pPr>
-      <w:r>
-        <w:rPr>
-          <w:rFonts w:ascii="Arial" w:hAnsi="Arial" w:cs="Arial"/>
-          <w:b/>
-          <w:bCs/>
-          <w:sz w:val="20"/>
-          <w:szCs w:val="20"/>
-        </w:rPr>
-        <w:t>MongoDB – CRUD Tricky</w:t>
-      </w:r>
     </w:p>
     <w:p>
       <w:pPr>
@@ -2727,6 +3011,18 @@
         <w:spacing w:after="0" w:line="240" w:lineRule="auto"/>
         <w:rPr>
           <w:rFonts w:ascii="Arial" w:hAnsi="Arial" w:cs="Arial"/>
+          <w:b/>
+          <w:bCs/>
+          <w:sz w:val="20"/>
+          <w:szCs w:val="20"/>
+        </w:rPr>
+      </w:pPr>
+    </w:p>
+    <w:p>
+      <w:pPr>
+        <w:spacing w:after="0" w:line="240" w:lineRule="auto"/>
+        <w:rPr>
+          <w:rFonts w:ascii="Arial" w:hAnsi="Arial" w:cs="Arial"/>
           <w:sz w:val="20"/>
           <w:szCs w:val="20"/>
         </w:rPr>
@@ -2827,6 +3123,18 @@
         <w:spacing w:after="0" w:line="240" w:lineRule="auto"/>
         <w:rPr>
           <w:rFonts w:ascii="Arial" w:hAnsi="Arial" w:cs="Arial"/>
+          <w:b/>
+          <w:bCs/>
+          <w:sz w:val="20"/>
+          <w:szCs w:val="20"/>
+        </w:rPr>
+      </w:pPr>
+    </w:p>
+    <w:p>
+      <w:pPr>
+        <w:spacing w:after="0" w:line="240" w:lineRule="auto"/>
+        <w:rPr>
+          <w:rFonts w:ascii="Arial" w:hAnsi="Arial" w:cs="Arial"/>
           <w:sz w:val="20"/>
           <w:szCs w:val="20"/>
         </w:rPr>
@@ -2901,6 +3209,18 @@
         <w:spacing w:after="0" w:line="240" w:lineRule="auto"/>
         <w:rPr>
           <w:rFonts w:ascii="Arial" w:hAnsi="Arial" w:cs="Arial"/>
+          <w:b/>
+          <w:bCs/>
+          <w:sz w:val="20"/>
+          <w:szCs w:val="20"/>
+        </w:rPr>
+      </w:pPr>
+    </w:p>
+    <w:p>
+      <w:pPr>
+        <w:spacing w:after="0" w:line="240" w:lineRule="auto"/>
+        <w:rPr>
+          <w:rFonts w:ascii="Arial" w:hAnsi="Arial" w:cs="Arial"/>
           <w:sz w:val="20"/>
           <w:szCs w:val="20"/>
         </w:rPr>
@@ -3029,6 +3349,18 @@
         <w:spacing w:after="0" w:line="240" w:lineRule="auto"/>
         <w:rPr>
           <w:rFonts w:ascii="Arial" w:hAnsi="Arial" w:cs="Arial"/>
+          <w:b/>
+          <w:bCs/>
+          <w:sz w:val="20"/>
+          <w:szCs w:val="20"/>
+        </w:rPr>
+      </w:pPr>
+    </w:p>
+    <w:p>
+      <w:pPr>
+        <w:spacing w:after="0" w:line="240" w:lineRule="auto"/>
+        <w:rPr>
+          <w:rFonts w:ascii="Arial" w:hAnsi="Arial" w:cs="Arial"/>
           <w:sz w:val="20"/>
           <w:szCs w:val="20"/>
         </w:rPr>
@@ -3157,6 +3489,18 @@
         <w:spacing w:after="0" w:line="240" w:lineRule="auto"/>
         <w:rPr>
           <w:rFonts w:ascii="Arial" w:hAnsi="Arial" w:cs="Arial"/>
+          <w:b/>
+          <w:bCs/>
+          <w:sz w:val="20"/>
+          <w:szCs w:val="20"/>
+        </w:rPr>
+      </w:pPr>
+    </w:p>
+    <w:p>
+      <w:pPr>
+        <w:spacing w:after="0" w:line="240" w:lineRule="auto"/>
+        <w:rPr>
+          <w:rFonts w:ascii="Arial" w:hAnsi="Arial" w:cs="Arial"/>
           <w:sz w:val="20"/>
           <w:szCs w:val="20"/>
         </w:rPr>
@@ -3279,6 +3623,18 @@
         <w:spacing w:after="0" w:line="240" w:lineRule="auto"/>
         <w:rPr>
           <w:rFonts w:ascii="Arial" w:hAnsi="Arial" w:cs="Arial"/>
+          <w:b/>
+          <w:bCs/>
+          <w:sz w:val="20"/>
+          <w:szCs w:val="20"/>
+        </w:rPr>
+      </w:pPr>
+    </w:p>
+    <w:p>
+      <w:pPr>
+        <w:spacing w:after="0" w:line="240" w:lineRule="auto"/>
+        <w:rPr>
+          <w:rFonts w:ascii="Arial" w:hAnsi="Arial" w:cs="Arial"/>
           <w:sz w:val="20"/>
           <w:szCs w:val="20"/>
         </w:rPr>
@@ -3292,14 +3648,267 @@
           <w:szCs w:val="20"/>
         </w:rPr>
         <w:t xml:space="preserve">47. </w:t>
+      </w:r>
+      <w:proofErr w:type="gramStart"/>
+      <w:r>
+        <w:rPr>
+          <w:rFonts w:ascii="Arial" w:hAnsi="Arial" w:cs="Arial"/>
+          <w:b/>
+          <w:bCs/>
+          <w:sz w:val="20"/>
+          <w:szCs w:val="20"/>
+        </w:rPr>
+        <w:t>d</w:t>
+      </w:r>
+      <w:proofErr w:type="spellStart"/>
+      <w:r>
+        <w:rPr>
+          <w:rFonts w:ascii="Arial" w:hAnsi="Arial" w:cs="Arial"/>
+          <w:b/>
+          <w:bCs/>
+          <w:sz w:val="20"/>
+          <w:szCs w:val="20"/>
+        </w:rPr>
+        <w:t>b.collection</w:t>
+      </w:r>
+      <w:proofErr w:type="gramEnd"/>
+      <w:r>
+        <w:rPr>
+          <w:rFonts w:ascii="Arial" w:hAnsi="Arial" w:cs="Arial"/>
+          <w:b/>
+          <w:bCs/>
+          <w:sz w:val="20"/>
+          <w:szCs w:val="20"/>
+        </w:rPr>
+        <w:t>.replaceOne</w:t>
+      </w:r>
+      <w:proofErr w:type="spellEnd"/>
+      <w:r>
+        <w:rPr>
+          <w:rFonts w:ascii="Arial" w:hAnsi="Arial" w:cs="Arial"/>
+          <w:b/>
+          <w:bCs/>
+          <w:sz w:val="20"/>
+          <w:szCs w:val="20"/>
+        </w:rPr>
+        <w:t>({_id:1}, {</w:t>
+      </w:r>
+      <w:proofErr w:type="spellStart"/>
+      <w:r>
+        <w:rPr>
+          <w:rFonts w:ascii="Arial" w:hAnsi="Arial" w:cs="Arial"/>
+          <w:b/>
+          <w:bCs/>
+          <w:sz w:val="20"/>
+          <w:szCs w:val="20"/>
+        </w:rPr>
+        <w:t>name:"John</w:t>
+      </w:r>
+      <w:proofErr w:type="spellEnd"/>
+      <w:r>
+        <w:rPr>
+          <w:rFonts w:ascii="Arial" w:hAnsi="Arial" w:cs="Arial"/>
+          <w:b/>
+          <w:bCs/>
+          <w:sz w:val="20"/>
+          <w:szCs w:val="20"/>
+        </w:rPr>
+        <w:t>", age:30}) will:</w:t>
+      </w:r>
+      <w:r>
+        <w:rPr>
+          <w:rFonts w:ascii="Arial" w:hAnsi="Arial" w:cs="Arial"/>
+          <w:sz w:val="20"/>
+          <w:szCs w:val="20"/>
+        </w:rPr>
+        <w:br/>
+        <w:t>A) Replace entire document (including _id)</w:t>
+      </w:r>
+      <w:r>
+        <w:rPr>
+          <w:rFonts w:ascii="Arial" w:hAnsi="Arial" w:cs="Arial"/>
+          <w:sz w:val="20"/>
+          <w:szCs w:val="20"/>
+        </w:rPr>
+        <w:br/>
+        <w:t>B) Merge with existing fields</w:t>
+      </w:r>
+      <w:r>
+        <w:rPr>
+          <w:rFonts w:ascii="Arial" w:hAnsi="Arial" w:cs="Arial"/>
+          <w:sz w:val="20"/>
+          <w:szCs w:val="20"/>
+        </w:rPr>
+        <w:br/>
+        <w:t>C) Only update provided fields</w:t>
+      </w:r>
+      <w:r>
+        <w:rPr>
+          <w:rFonts w:ascii="Arial" w:hAnsi="Arial" w:cs="Arial"/>
+          <w:sz w:val="20"/>
+          <w:szCs w:val="20"/>
+        </w:rPr>
+        <w:br/>
+        <w:t>D) Remove _id if not specified</w:t>
+      </w:r>
+    </w:p>
+    <w:p>
+      <w:pPr>
+        <w:spacing w:after="0" w:line="240" w:lineRule="auto"/>
+        <w:rPr>
+          <w:rFonts w:ascii="Arial" w:hAnsi="Arial" w:cs="Arial"/>
+          <w:b/>
+          <w:bCs/>
+          <w:sz w:val="20"/>
+          <w:szCs w:val="20"/>
+        </w:rPr>
+      </w:pPr>
+    </w:p>
+    <w:p>
+      <w:pPr>
+        <w:spacing w:after="0" w:line="240" w:lineRule="auto"/>
+        <w:rPr>
+          <w:rFonts w:ascii="Arial" w:hAnsi="Arial" w:cs="Arial"/>
+          <w:sz w:val="20"/>
+          <w:szCs w:val="20"/>
+        </w:rPr>
+      </w:pPr>
+      <w:r>
+        <w:rPr>
+          <w:rFonts w:ascii="Arial" w:hAnsi="Arial" w:cs="Arial"/>
+          <w:b/>
+          <w:bCs/>
+          <w:sz w:val="20"/>
+          <w:szCs w:val="20"/>
+        </w:rPr>
+        <w:t xml:space="preserve">48. </w:t>
+      </w:r>
+      <w:proofErr w:type="gramStart"/>
+      <w:r>
+        <w:rPr>
+          <w:rFonts w:ascii="Arial" w:hAnsi="Arial" w:cs="Arial"/>
+          <w:b/>
+          <w:bCs/>
+          <w:sz w:val="20"/>
+          <w:szCs w:val="20"/>
+        </w:rPr>
+        <w:t>d</w:t>
+      </w:r>
+      <w:proofErr w:type="spellStart"/>
+      <w:r>
+        <w:rPr>
+          <w:rFonts w:ascii="Arial" w:hAnsi="Arial" w:cs="Arial"/>
+          <w:b/>
+          <w:bCs/>
+          <w:sz w:val="20"/>
+          <w:szCs w:val="20"/>
+        </w:rPr>
+        <w:t>eleteMany</w:t>
+      </w:r>
+      <w:proofErr w:type="spellEnd"/>
+      <w:r>
+        <w:rPr>
+          <w:rFonts w:ascii="Arial" w:hAnsi="Arial" w:cs="Arial"/>
+          <w:b/>
+          <w:bCs/>
+          <w:sz w:val="20"/>
+          <w:szCs w:val="20"/>
+        </w:rPr>
+        <w:t>(</w:t>
+      </w:r>
+      <w:proofErr w:type="gramEnd"/>
+      <w:r>
+        <w:rPr>
+          <w:rFonts w:ascii="Arial" w:hAnsi="Arial" w:cs="Arial"/>
+          <w:b/>
+          <w:bCs/>
+          <w:sz w:val="20"/>
+          <w:szCs w:val="20"/>
+        </w:rPr>
+        <w:t>{}) on a collection will:</w:t>
+      </w:r>
+      <w:r>
+        <w:rPr>
+          <w:rFonts w:ascii="Arial" w:hAnsi="Arial" w:cs="Arial"/>
+          <w:sz w:val="20"/>
+          <w:szCs w:val="20"/>
+        </w:rPr>
+        <w:br/>
+        <w:t>A) Delete all documents but keep collection</w:t>
+      </w:r>
+      <w:r>
+        <w:rPr>
+          <w:rFonts w:ascii="Arial" w:hAnsi="Arial" w:cs="Arial"/>
+          <w:sz w:val="20"/>
+          <w:szCs w:val="20"/>
+        </w:rPr>
+        <w:br/>
+        <w:t>B) Drop the collection</w:t>
+      </w:r>
+      <w:r>
+        <w:rPr>
+          <w:rFonts w:ascii="Arial" w:hAnsi="Arial" w:cs="Arial"/>
+          <w:sz w:val="20"/>
+          <w:szCs w:val="20"/>
+        </w:rPr>
+        <w:br/>
+        <w:t>C) Delete only one document</w:t>
+      </w:r>
+      <w:r>
+        <w:rPr>
+          <w:rFonts w:ascii="Arial" w:hAnsi="Arial" w:cs="Arial"/>
+          <w:sz w:val="20"/>
+          <w:szCs w:val="20"/>
+        </w:rPr>
+        <w:br/>
+        <w:t>D) Throw error</w:t>
+      </w:r>
+    </w:p>
+    <w:p>
+      <w:pPr>
+        <w:spacing w:after="0" w:line="240" w:lineRule="auto"/>
+        <w:rPr>
+          <w:rFonts w:ascii="Arial" w:hAnsi="Arial" w:cs="Arial"/>
+          <w:b/>
+          <w:bCs/>
+          <w:sz w:val="20"/>
+          <w:szCs w:val="20"/>
+        </w:rPr>
+      </w:pPr>
+    </w:p>
+    <w:p>
+      <w:pPr>
+        <w:spacing w:after="0" w:line="240" w:lineRule="auto"/>
+        <w:rPr>
+          <w:rFonts w:ascii="Arial" w:hAnsi="Arial" w:cs="Arial"/>
+          <w:sz w:val="20"/>
+          <w:szCs w:val="20"/>
+        </w:rPr>
+      </w:pPr>
+      <w:r>
+        <w:rPr>
+          <w:rFonts w:ascii="Arial" w:hAnsi="Arial" w:cs="Arial"/>
+          <w:b/>
+          <w:bCs/>
+          <w:sz w:val="20"/>
+          <w:szCs w:val="20"/>
+        </w:rPr>
+        <w:t>49. Which command removes a collection entirely?</w:t>
+      </w:r>
+      <w:r>
+        <w:rPr>
+          <w:rFonts w:ascii="Arial" w:hAnsi="Arial" w:cs="Arial"/>
+          <w:sz w:val="20"/>
+          <w:szCs w:val="20"/>
+        </w:rPr>
+        <w:br/>
+        <w:t xml:space="preserve">A) </w:t>
       </w:r>
       <w:proofErr w:type="spellStart"/>
       <w:proofErr w:type="gramStart"/>
       <w:r>
         <w:rPr>
           <w:rFonts w:ascii="Arial" w:hAnsi="Arial" w:cs="Arial"/>
-          <w:b/>
-          <w:bCs/>
           <w:sz w:val="20"/>
           <w:szCs w:val="20"/>
         </w:rPr>
@@ -3309,200 +3918,65 @@
       <w:r>
         <w:rPr>
           <w:rFonts w:ascii="Arial" w:hAnsi="Arial" w:cs="Arial"/>
-          <w:b/>
-          <w:bCs/>
-          <w:sz w:val="20"/>
-          <w:szCs w:val="20"/>
-        </w:rPr>
-        <w:t>.replaceOne</w:t>
+          <w:sz w:val="20"/>
+          <w:szCs w:val="20"/>
+        </w:rPr>
+        <w:t>.deleteMany</w:t>
       </w:r>
       <w:proofErr w:type="spellEnd"/>
       <w:r>
         <w:rPr>
           <w:rFonts w:ascii="Arial" w:hAnsi="Arial" w:cs="Arial"/>
-          <w:b/>
-          <w:bCs/>
-          <w:sz w:val="20"/>
-          <w:szCs w:val="20"/>
-        </w:rPr>
-        <w:t>({_id:1}, {</w:t>
-      </w:r>
-      <w:proofErr w:type="spellStart"/>
-      <w:r>
-        <w:rPr>
-          <w:rFonts w:ascii="Arial" w:hAnsi="Arial" w:cs="Arial"/>
-          <w:b/>
-          <w:bCs/>
-          <w:sz w:val="20"/>
-          <w:szCs w:val="20"/>
-        </w:rPr>
-        <w:t>name:"John</w:t>
-      </w:r>
-      <w:proofErr w:type="spellEnd"/>
-      <w:r>
-        <w:rPr>
-          <w:rFonts w:ascii="Arial" w:hAnsi="Arial" w:cs="Arial"/>
-          <w:b/>
-          <w:bCs/>
-          <w:sz w:val="20"/>
-          <w:szCs w:val="20"/>
-        </w:rPr>
-        <w:t>", age:30}) will:</w:t>
-      </w:r>
-      <w:r>
-        <w:rPr>
-          <w:rFonts w:ascii="Arial" w:hAnsi="Arial" w:cs="Arial"/>
-          <w:sz w:val="20"/>
-          <w:szCs w:val="20"/>
-        </w:rPr>
-        <w:br/>
-        <w:t>A) Replace entire document (including _id)</w:t>
-      </w:r>
-      <w:r>
-        <w:rPr>
-          <w:rFonts w:ascii="Arial" w:hAnsi="Arial" w:cs="Arial"/>
-          <w:sz w:val="20"/>
-          <w:szCs w:val="20"/>
-        </w:rPr>
-        <w:br/>
-        <w:t>B) Merge with existing fields</w:t>
-      </w:r>
-      <w:r>
-        <w:rPr>
-          <w:rFonts w:ascii="Arial" w:hAnsi="Arial" w:cs="Arial"/>
-          <w:sz w:val="20"/>
-          <w:szCs w:val="20"/>
-        </w:rPr>
-        <w:br/>
-        <w:t>C) Only update provided fields</w:t>
-      </w:r>
-      <w:r>
-        <w:rPr>
-          <w:rFonts w:ascii="Arial" w:hAnsi="Arial" w:cs="Arial"/>
-          <w:sz w:val="20"/>
-          <w:szCs w:val="20"/>
-        </w:rPr>
-        <w:br/>
-        <w:t>D) Remove _id if not specified</w:t>
-      </w:r>
-    </w:p>
-    <w:p>
-      <w:pPr>
-        <w:spacing w:after="0" w:line="240" w:lineRule="auto"/>
-        <w:rPr>
-          <w:rFonts w:ascii="Arial" w:hAnsi="Arial" w:cs="Arial"/>
-          <w:sz w:val="20"/>
-          <w:szCs w:val="20"/>
-        </w:rPr>
-      </w:pPr>
-      <w:r>
-        <w:rPr>
-          <w:rFonts w:ascii="Arial" w:hAnsi="Arial" w:cs="Arial"/>
-          <w:b/>
-          <w:bCs/>
-          <w:sz w:val="20"/>
-          <w:szCs w:val="20"/>
-        </w:rPr>
-        <w:t xml:space="preserve">48. </w:t>
+          <w:sz w:val="20"/>
+          <w:szCs w:val="20"/>
+        </w:rPr>
+        <w:t>({})</w:t>
+      </w:r>
+      <w:r>
+        <w:rPr>
+          <w:rFonts w:ascii="Arial" w:hAnsi="Arial" w:cs="Arial"/>
+          <w:sz w:val="20"/>
+          <w:szCs w:val="20"/>
+        </w:rPr>
+        <w:br/>
+        <w:t xml:space="preserve">B) </w:t>
       </w:r>
       <w:proofErr w:type="spellStart"/>
       <w:proofErr w:type="gramStart"/>
       <w:r>
         <w:rPr>
           <w:rFonts w:ascii="Arial" w:hAnsi="Arial" w:cs="Arial"/>
-          <w:b/>
-          <w:bCs/>
-          <w:sz w:val="20"/>
-          <w:szCs w:val="20"/>
-        </w:rPr>
-        <w:t>deleteMany</w:t>
+          <w:sz w:val="20"/>
+          <w:szCs w:val="20"/>
+        </w:rPr>
+        <w:t>db.collection</w:t>
+      </w:r>
+      <w:proofErr w:type="gramEnd"/>
+      <w:r>
+        <w:rPr>
+          <w:rFonts w:ascii="Arial" w:hAnsi="Arial" w:cs="Arial"/>
+          <w:sz w:val="20"/>
+          <w:szCs w:val="20"/>
+        </w:rPr>
+        <w:t>.drop</w:t>
       </w:r>
       <w:proofErr w:type="spellEnd"/>
       <w:r>
         <w:rPr>
           <w:rFonts w:ascii="Arial" w:hAnsi="Arial" w:cs="Arial"/>
-          <w:b/>
-          <w:bCs/>
-          <w:sz w:val="20"/>
-          <w:szCs w:val="20"/>
-        </w:rPr>
-        <w:t>(</w:t>
-      </w:r>
-      <w:proofErr w:type="gramEnd"/>
-      <w:r>
-        <w:rPr>
-          <w:rFonts w:ascii="Arial" w:hAnsi="Arial" w:cs="Arial"/>
-          <w:b/>
-          <w:bCs/>
-          <w:sz w:val="20"/>
-          <w:szCs w:val="20"/>
-        </w:rPr>
-        <w:t>{}) on a collection will:</w:t>
-      </w:r>
-      <w:r>
-        <w:rPr>
-          <w:rFonts w:ascii="Arial" w:hAnsi="Arial" w:cs="Arial"/>
-          <w:sz w:val="20"/>
-          <w:szCs w:val="20"/>
-        </w:rPr>
-        <w:br/>
-        <w:t>A) Delete all documents but keep collection</w:t>
-      </w:r>
-      <w:r>
-        <w:rPr>
-          <w:rFonts w:ascii="Arial" w:hAnsi="Arial" w:cs="Arial"/>
-          <w:sz w:val="20"/>
-          <w:szCs w:val="20"/>
-        </w:rPr>
-        <w:br/>
-        <w:t>B) Drop the collection</w:t>
-      </w:r>
-      <w:r>
-        <w:rPr>
-          <w:rFonts w:ascii="Arial" w:hAnsi="Arial" w:cs="Arial"/>
-          <w:sz w:val="20"/>
-          <w:szCs w:val="20"/>
-        </w:rPr>
-        <w:br/>
-        <w:t>C) Delete only one document</w:t>
-      </w:r>
-      <w:r>
-        <w:rPr>
-          <w:rFonts w:ascii="Arial" w:hAnsi="Arial" w:cs="Arial"/>
-          <w:sz w:val="20"/>
-          <w:szCs w:val="20"/>
-        </w:rPr>
-        <w:br/>
-        <w:t>D) Throw error</w:t>
-      </w:r>
-    </w:p>
-    <w:p>
-      <w:pPr>
-        <w:spacing w:after="0" w:line="240" w:lineRule="auto"/>
-        <w:rPr>
-          <w:rFonts w:ascii="Arial" w:hAnsi="Arial" w:cs="Arial"/>
-          <w:sz w:val="20"/>
-          <w:szCs w:val="20"/>
-        </w:rPr>
-      </w:pPr>
-      <w:r>
-        <w:rPr>
-          <w:rFonts w:ascii="Arial" w:hAnsi="Arial" w:cs="Arial"/>
-          <w:b/>
-          <w:bCs/>
-          <w:sz w:val="20"/>
-          <w:szCs w:val="20"/>
-        </w:rPr>
-        <w:t>49. Which command removes a collection entirely?</w:t>
-      </w:r>
-      <w:r>
-        <w:rPr>
-          <w:rFonts w:ascii="Arial" w:hAnsi="Arial" w:cs="Arial"/>
-          <w:sz w:val="20"/>
-          <w:szCs w:val="20"/>
-        </w:rPr>
-        <w:br/>
-        <w:t xml:space="preserve">A) </w:t>
+          <w:sz w:val="20"/>
+          <w:szCs w:val="20"/>
+        </w:rPr>
+        <w:t>()</w:t>
+      </w:r>
+      <w:r>
+        <w:rPr>
+          <w:rFonts w:ascii="Arial" w:hAnsi="Arial" w:cs="Arial"/>
+          <w:sz w:val="20"/>
+          <w:szCs w:val="20"/>
+        </w:rPr>
+        <w:br/>
+        <w:t xml:space="preserve">C) </w:t>
       </w:r>
       <w:proofErr w:type="spellStart"/>
       <w:proofErr w:type="gramStart"/>
@@ -3521,7 +3995,7 @@
           <w:sz w:val="20"/>
           <w:szCs w:val="20"/>
         </w:rPr>
-        <w:t>.deleteMany</w:t>
+        <w:t>.remove</w:t>
       </w:r>
       <w:proofErr w:type="spellEnd"/>
       <w:r>
@@ -3530,16 +4004,16 @@
           <w:sz w:val="20"/>
           <w:szCs w:val="20"/>
         </w:rPr>
-        <w:t>({})</w:t>
-      </w:r>
-      <w:r>
-        <w:rPr>
-          <w:rFonts w:ascii="Arial" w:hAnsi="Arial" w:cs="Arial"/>
-          <w:sz w:val="20"/>
-          <w:szCs w:val="20"/>
-        </w:rPr>
-        <w:br/>
-        <w:t xml:space="preserve">B) </w:t>
+        <w:t>()</w:t>
+      </w:r>
+      <w:r>
+        <w:rPr>
+          <w:rFonts w:ascii="Arial" w:hAnsi="Arial" w:cs="Arial"/>
+          <w:sz w:val="20"/>
+          <w:szCs w:val="20"/>
+        </w:rPr>
+        <w:br/>
+        <w:t xml:space="preserve">D) </w:t>
       </w:r>
       <w:proofErr w:type="spellStart"/>
       <w:proofErr w:type="gramStart"/>
@@ -3549,80 +4023,6 @@
           <w:sz w:val="20"/>
           <w:szCs w:val="20"/>
         </w:rPr>
-        <w:t>db.collection</w:t>
-      </w:r>
-      <w:proofErr w:type="gramEnd"/>
-      <w:r>
-        <w:rPr>
-          <w:rFonts w:ascii="Arial" w:hAnsi="Arial" w:cs="Arial"/>
-          <w:sz w:val="20"/>
-          <w:szCs w:val="20"/>
-        </w:rPr>
-        <w:t>.drop</w:t>
-      </w:r>
-      <w:proofErr w:type="spellEnd"/>
-      <w:r>
-        <w:rPr>
-          <w:rFonts w:ascii="Arial" w:hAnsi="Arial" w:cs="Arial"/>
-          <w:sz w:val="20"/>
-          <w:szCs w:val="20"/>
-        </w:rPr>
-        <w:t>()</w:t>
-      </w:r>
-      <w:r>
-        <w:rPr>
-          <w:rFonts w:ascii="Arial" w:hAnsi="Arial" w:cs="Arial"/>
-          <w:sz w:val="20"/>
-          <w:szCs w:val="20"/>
-        </w:rPr>
-        <w:br/>
-        <w:t xml:space="preserve">C) </w:t>
-      </w:r>
-      <w:proofErr w:type="spellStart"/>
-      <w:proofErr w:type="gramStart"/>
-      <w:r>
-        <w:rPr>
-          <w:rFonts w:ascii="Arial" w:hAnsi="Arial" w:cs="Arial"/>
-          <w:sz w:val="20"/>
-          <w:szCs w:val="20"/>
-        </w:rPr>
-        <w:t>db.collection</w:t>
-      </w:r>
-      <w:proofErr w:type="gramEnd"/>
-      <w:r>
-        <w:rPr>
-          <w:rFonts w:ascii="Arial" w:hAnsi="Arial" w:cs="Arial"/>
-          <w:sz w:val="20"/>
-          <w:szCs w:val="20"/>
-        </w:rPr>
-        <w:t>.remove</w:t>
-      </w:r>
-      <w:proofErr w:type="spellEnd"/>
-      <w:r>
-        <w:rPr>
-          <w:rFonts w:ascii="Arial" w:hAnsi="Arial" w:cs="Arial"/>
-          <w:sz w:val="20"/>
-          <w:szCs w:val="20"/>
-        </w:rPr>
-        <w:t>()</w:t>
-      </w:r>
-      <w:r>
-        <w:rPr>
-          <w:rFonts w:ascii="Arial" w:hAnsi="Arial" w:cs="Arial"/>
-          <w:sz w:val="20"/>
-          <w:szCs w:val="20"/>
-        </w:rPr>
-        <w:br/>
-        <w:t xml:space="preserve">D) </w:t>
-      </w:r>
-      <w:proofErr w:type="spellStart"/>
-      <w:proofErr w:type="gramStart"/>
-      <w:r>
-        <w:rPr>
-          <w:rFonts w:ascii="Arial" w:hAnsi="Arial" w:cs="Arial"/>
-          <w:sz w:val="20"/>
-          <w:szCs w:val="20"/>
-        </w:rPr>
         <w:t>db.dropCollection</w:t>
       </w:r>
       <w:proofErr w:type="spellEnd"/>
@@ -3641,6 +4041,18 @@
         <w:spacing w:after="0" w:line="240" w:lineRule="auto"/>
         <w:rPr>
           <w:rFonts w:ascii="Arial" w:hAnsi="Arial" w:cs="Arial"/>
+          <w:b/>
+          <w:bCs/>
+          <w:sz w:val="20"/>
+          <w:szCs w:val="20"/>
+        </w:rPr>
+      </w:pPr>
+    </w:p>
+    <w:p>
+      <w:pPr>
+        <w:spacing w:after="0" w:line="240" w:lineRule="auto"/>
+        <w:rPr>
+          <w:rFonts w:ascii="Arial" w:hAnsi="Arial" w:cs="Arial"/>
           <w:sz w:val="20"/>
           <w:szCs w:val="20"/>
         </w:rPr>
@@ -3723,38 +4135,6 @@
           <w:szCs w:val="20"/>
         </w:rPr>
       </w:pPr>
-      <w:r>
-        <w:rPr>
-          <w:rFonts w:ascii="Arial" w:hAnsi="Arial" w:cs="Arial"/>
-          <w:sz w:val="20"/>
-          <w:szCs w:val="20"/>
-        </w:rPr>
-        <w:pict w14:anchorId="50822897">
-          <v:rect id="_x0000_i1089" style="width:0;height:.75pt" o:hralign="center" o:hrstd="t" o:hr="t" fillcolor="#a0a0a0" stroked="f"/>
-        </w:pict>
-      </w:r>
-    </w:p>
-    <w:p>
-      <w:pPr>
-        <w:spacing w:after="0" w:line="240" w:lineRule="auto"/>
-        <w:rPr>
-          <w:rFonts w:ascii="Arial" w:hAnsi="Arial" w:cs="Arial"/>
-          <w:b/>
-          <w:bCs/>
-          <w:sz w:val="20"/>
-          <w:szCs w:val="20"/>
-        </w:rPr>
-      </w:pPr>
-      <w:r>
-        <w:rPr>
-          <w:rFonts w:ascii="Arial" w:hAnsi="Arial" w:cs="Arial"/>
-          <w:b/>
-          <w:bCs/>
-          <w:sz w:val="20"/>
-          <w:szCs w:val="20"/>
-        </w:rPr>
-        <w:t>MongoDB – Operators Tricky</w:t>
-      </w:r>
     </w:p>
     <w:p>
       <w:pPr>
@@ -3782,81 +4162,91 @@
           <w:szCs w:val="20"/>
         </w:rPr>
         <w:br/>
-        <w:t>A) </w:t>
-      </w:r>
-      <m:oMath>
-        <m:d>
-          <m:dPr>
-            <m:begChr m:val=""/>
-            <m:ctrlPr>
-              <w:rPr>
-                <w:rFonts w:ascii="Cambria Math" w:hAnsi="Cambria Math" w:cs="Arial"/>
-                <w:sz w:val="20"/>
-                <w:szCs w:val="20"/>
-              </w:rPr>
-            </m:ctrlPr>
-          </m:dPr>
-          <m:e>
-            <m:r>
-              <w:rPr>
-                <w:rFonts w:ascii="Cambria Math" w:hAnsi="Cambria Math" w:cs="Arial"/>
-                <w:sz w:val="20"/>
-                <w:szCs w:val="20"/>
-              </w:rPr>
-              <m:t>neB</m:t>
-            </m:r>
-          </m:e>
-        </m:d>
-      </m:oMath>
-      <w:r>
-        <w:rPr>
-          <w:rFonts w:ascii="Arial" w:hAnsi="Arial" w:cs="Arial"/>
-          <w:sz w:val="20"/>
-          <w:szCs w:val="20"/>
-        </w:rPr>
-        <w:t>not</w:t>
-      </w:r>
-      <w:r>
-        <w:rPr>
-          <w:rFonts w:ascii="Arial" w:hAnsi="Arial" w:cs="Arial"/>
-          <w:sz w:val="20"/>
-          <w:szCs w:val="20"/>
-        </w:rPr>
-        <w:br/>
-        <w:t>C) </w:t>
-      </w:r>
-      <m:oMath>
-        <m:d>
-          <m:dPr>
-            <m:begChr m:val=""/>
-            <m:ctrlPr>
-              <w:rPr>
-                <w:rFonts w:ascii="Cambria Math" w:hAnsi="Cambria Math" w:cs="Arial"/>
-                <w:sz w:val="20"/>
-                <w:szCs w:val="20"/>
-              </w:rPr>
-            </m:ctrlPr>
-          </m:dPr>
-          <m:e>
-            <m:r>
-              <w:rPr>
-                <w:rFonts w:ascii="Cambria Math" w:hAnsi="Cambria Math" w:cs="Arial"/>
-                <w:sz w:val="20"/>
-                <w:szCs w:val="20"/>
-              </w:rPr>
-              <m:t>neqD</m:t>
-            </m:r>
-          </m:e>
-        </m:d>
-      </m:oMath>
-      <w:r>
-        <w:rPr>
-          <w:rFonts w:ascii="Arial" w:hAnsi="Arial" w:cs="Arial"/>
-          <w:sz w:val="20"/>
-          <w:szCs w:val="20"/>
-        </w:rPr>
-        <w:t>diff</w:t>
-      </w:r>
+      </w:r>
+      <w:r>
+        <w:rPr>
+          <w:rFonts w:ascii="Arial" w:hAnsi="Arial" w:cs="Arial"/>
+          <w:sz w:val="20"/>
+          <w:szCs w:val="20"/>
+        </w:rPr>
+        <w:t>A) ne</w:t>
+      </w:r>
+    </w:p>
+    <w:p>
+      <w:pPr>
+        <w:spacing w:after="0" w:line="240" w:lineRule="auto"/>
+        <w:rPr>
+          <w:rFonts w:ascii="Arial" w:hAnsi="Arial" w:cs="Arial"/>
+          <w:sz w:val="20"/>
+          <w:szCs w:val="20"/>
+        </w:rPr>
+      </w:pPr>
+      <w:r>
+        <w:rPr>
+          <w:rFonts w:ascii="Arial" w:hAnsi="Arial" w:cs="Arial"/>
+          <w:sz w:val="20"/>
+          <w:szCs w:val="20"/>
+        </w:rPr>
+        <w:t>B) not</w:t>
+      </w:r>
+    </w:p>
+    <w:p>
+      <w:pPr>
+        <w:spacing w:after="0" w:line="240" w:lineRule="auto"/>
+        <w:rPr>
+          <w:rFonts w:ascii="Arial" w:hAnsi="Arial" w:cs="Arial"/>
+          <w:sz w:val="20"/>
+          <w:szCs w:val="20"/>
+        </w:rPr>
+      </w:pPr>
+      <w:r>
+        <w:rPr>
+          <w:rFonts w:ascii="Arial" w:hAnsi="Arial" w:cs="Arial"/>
+          <w:sz w:val="20"/>
+          <w:szCs w:val="20"/>
+        </w:rPr>
+        <w:t xml:space="preserve">C) </w:t>
+      </w:r>
+      <w:proofErr w:type="spellStart"/>
+      <w:r>
+        <w:rPr>
+          <w:rFonts w:ascii="Arial" w:hAnsi="Arial" w:cs="Arial"/>
+          <w:sz w:val="20"/>
+          <w:szCs w:val="20"/>
+        </w:rPr>
+        <w:t>neq</w:t>
+      </w:r>
+      <w:proofErr w:type="spellEnd"/>
+    </w:p>
+    <w:p>
+      <w:pPr>
+        <w:spacing w:after="0" w:line="240" w:lineRule="auto"/>
+        <w:rPr>
+          <w:rFonts w:ascii="Arial" w:hAnsi="Arial" w:cs="Arial"/>
+          <w:sz w:val="20"/>
+          <w:szCs w:val="20"/>
+        </w:rPr>
+      </w:pPr>
+      <w:r>
+        <w:rPr>
+          <w:rFonts w:ascii="Arial" w:hAnsi="Arial" w:cs="Arial"/>
+          <w:sz w:val="20"/>
+          <w:szCs w:val="20"/>
+        </w:rPr>
+        <w:t>D)diff</w:t>
+      </w:r>
+    </w:p>
+    <w:p>
+      <w:pPr>
+        <w:spacing w:after="0" w:line="240" w:lineRule="auto"/>
+        <w:rPr>
+          <w:rFonts w:ascii="Arial" w:hAnsi="Arial" w:cs="Arial"/>
+          <w:b/>
+          <w:bCs/>
+          <w:sz w:val="20"/>
+          <w:szCs w:val="20"/>
+        </w:rPr>
+      </w:pPr>
     </w:p>
     <w:p>
       <w:pPr>
@@ -3959,6 +4349,18 @@
         <w:spacing w:after="0" w:line="240" w:lineRule="auto"/>
         <w:rPr>
           <w:rFonts w:ascii="Arial" w:hAnsi="Arial" w:cs="Arial"/>
+          <w:b/>
+          <w:bCs/>
+          <w:sz w:val="20"/>
+          <w:szCs w:val="20"/>
+        </w:rPr>
+      </w:pPr>
+    </w:p>
+    <w:p>
+      <w:pPr>
+        <w:spacing w:after="0" w:line="240" w:lineRule="auto"/>
+        <w:rPr>
+          <w:rFonts w:ascii="Arial" w:hAnsi="Arial" w:cs="Arial"/>
           <w:sz w:val="20"/>
           <w:szCs w:val="20"/>
         </w:rPr>
@@ -3972,6 +4374,186 @@
           <w:szCs w:val="20"/>
         </w:rPr>
         <w:t>53. To match documents where an array field contains all specified values, use:</w:t>
+      </w:r>
+      <w:r>
+        <w:rPr>
+          <w:rFonts w:ascii="Arial" w:hAnsi="Arial" w:cs="Arial"/>
+          <w:sz w:val="20"/>
+          <w:szCs w:val="20"/>
+        </w:rPr>
+        <w:br/>
+      </w:r>
+      <w:r>
+        <w:rPr>
+          <w:rFonts w:ascii="Arial" w:hAnsi="Arial" w:cs="Arial"/>
+          <w:sz w:val="20"/>
+          <w:szCs w:val="20"/>
+        </w:rPr>
+        <w:t>A) all</w:t>
+      </w:r>
+    </w:p>
+    <w:p>
+      <w:pPr>
+        <w:spacing w:after="0" w:line="240" w:lineRule="auto"/>
+        <w:rPr>
+          <w:rFonts w:ascii="Arial" w:hAnsi="Arial" w:cs="Arial"/>
+          <w:sz w:val="20"/>
+          <w:szCs w:val="20"/>
+        </w:rPr>
+      </w:pPr>
+      <w:r>
+        <w:rPr>
+          <w:rFonts w:ascii="Arial" w:hAnsi="Arial" w:cs="Arial"/>
+          <w:sz w:val="20"/>
+          <w:szCs w:val="20"/>
+        </w:rPr>
+        <w:t>B) in</w:t>
+      </w:r>
+    </w:p>
+    <w:p>
+      <w:pPr>
+        <w:spacing w:after="0" w:line="240" w:lineRule="auto"/>
+        <w:rPr>
+          <w:rFonts w:ascii="Arial" w:hAnsi="Arial" w:cs="Arial"/>
+          <w:sz w:val="20"/>
+          <w:szCs w:val="20"/>
+        </w:rPr>
+      </w:pPr>
+      <w:r>
+        <w:rPr>
+          <w:rFonts w:ascii="Arial" w:hAnsi="Arial" w:cs="Arial"/>
+          <w:sz w:val="20"/>
+          <w:szCs w:val="20"/>
+        </w:rPr>
+        <w:t xml:space="preserve">C) </w:t>
+      </w:r>
+      <w:proofErr w:type="spellStart"/>
+      <w:r>
+        <w:rPr>
+          <w:rFonts w:ascii="Arial" w:hAnsi="Arial" w:cs="Arial"/>
+          <w:sz w:val="20"/>
+          <w:szCs w:val="20"/>
+        </w:rPr>
+        <w:t>elemMatch</w:t>
+      </w:r>
+      <w:proofErr w:type="spellEnd"/>
+    </w:p>
+    <w:p>
+      <w:pPr>
+        <w:spacing w:after="0" w:line="240" w:lineRule="auto"/>
+        <w:rPr>
+          <w:rFonts w:ascii="Arial" w:hAnsi="Arial" w:cs="Arial"/>
+          <w:sz w:val="20"/>
+          <w:szCs w:val="20"/>
+        </w:rPr>
+      </w:pPr>
+      <w:r>
+        <w:rPr>
+          <w:rFonts w:ascii="Arial" w:hAnsi="Arial" w:cs="Arial"/>
+          <w:sz w:val="20"/>
+          <w:szCs w:val="20"/>
+        </w:rPr>
+        <w:t>D)contains</w:t>
+      </w:r>
+    </w:p>
+    <w:p>
+      <w:pPr>
+        <w:spacing w:after="0" w:line="240" w:lineRule="auto"/>
+        <w:rPr>
+          <w:rFonts w:ascii="Arial" w:hAnsi="Arial" w:cs="Arial"/>
+          <w:b/>
+          <w:bCs/>
+          <w:sz w:val="20"/>
+          <w:szCs w:val="20"/>
+        </w:rPr>
+      </w:pPr>
+    </w:p>
+    <w:p>
+      <w:pPr>
+        <w:spacing w:after="0" w:line="240" w:lineRule="auto"/>
+        <w:rPr>
+          <w:rFonts w:ascii="Arial" w:hAnsi="Arial" w:cs="Arial"/>
+          <w:sz w:val="20"/>
+          <w:szCs w:val="20"/>
+        </w:rPr>
+      </w:pPr>
+      <w:r>
+        <w:rPr>
+          <w:rFonts w:ascii="Arial" w:hAnsi="Arial" w:cs="Arial"/>
+          <w:b/>
+          <w:bCs/>
+          <w:sz w:val="20"/>
+          <w:szCs w:val="20"/>
+        </w:rPr>
+        <w:t>54. $size operator matches documents where array field has:</w:t>
+      </w:r>
+      <w:r>
+        <w:rPr>
+          <w:rFonts w:ascii="Arial" w:hAnsi="Arial" w:cs="Arial"/>
+          <w:sz w:val="20"/>
+          <w:szCs w:val="20"/>
+        </w:rPr>
+        <w:br/>
+        <w:t>A) At least specified number of elements</w:t>
+      </w:r>
+      <w:r>
+        <w:rPr>
+          <w:rFonts w:ascii="Arial" w:hAnsi="Arial" w:cs="Arial"/>
+          <w:sz w:val="20"/>
+          <w:szCs w:val="20"/>
+        </w:rPr>
+        <w:br/>
+        <w:t>B) Exactly specified number of elements</w:t>
+      </w:r>
+      <w:r>
+        <w:rPr>
+          <w:rFonts w:ascii="Arial" w:hAnsi="Arial" w:cs="Arial"/>
+          <w:sz w:val="20"/>
+          <w:szCs w:val="20"/>
+        </w:rPr>
+        <w:br/>
+        <w:t>C) At most specified number</w:t>
+      </w:r>
+      <w:r>
+        <w:rPr>
+          <w:rFonts w:ascii="Arial" w:hAnsi="Arial" w:cs="Arial"/>
+          <w:sz w:val="20"/>
+          <w:szCs w:val="20"/>
+        </w:rPr>
+        <w:br/>
+        <w:t>D) Any number of elements</w:t>
+      </w:r>
+    </w:p>
+    <w:p>
+      <w:pPr>
+        <w:spacing w:after="0" w:line="240" w:lineRule="auto"/>
+        <w:rPr>
+          <w:rFonts w:ascii="Arial" w:hAnsi="Arial" w:cs="Arial"/>
+          <w:b/>
+          <w:bCs/>
+          <w:sz w:val="20"/>
+          <w:szCs w:val="20"/>
+        </w:rPr>
+      </w:pPr>
+    </w:p>
+    <w:p>
+      <w:pPr>
+        <w:spacing w:after="0" w:line="240" w:lineRule="auto"/>
+        <w:rPr>
+          <w:rFonts w:ascii="Arial" w:hAnsi="Arial" w:cs="Arial"/>
+          <w:sz w:val="20"/>
+          <w:szCs w:val="20"/>
+        </w:rPr>
+      </w:pPr>
+      <w:r>
+        <w:rPr>
+          <w:rFonts w:ascii="Arial" w:hAnsi="Arial" w:cs="Arial"/>
+          <w:b/>
+          <w:bCs/>
+          <w:sz w:val="20"/>
+          <w:szCs w:val="20"/>
+        </w:rPr>
+        <w:t>55. Which projection operator includes only the first matching element in an array?</w:t>
       </w:r>
       <w:r>
         <w:rPr>
@@ -4001,7 +4583,7 @@
                 <w:sz w:val="20"/>
                 <w:szCs w:val="20"/>
               </w:rPr>
-              <m:t>allB</m:t>
+              <m:t>sliceB</m:t>
             </m:r>
           </m:e>
         </m:d>
@@ -4012,7 +4594,7 @@
           <w:sz w:val="20"/>
           <w:szCs w:val="20"/>
         </w:rPr>
-        <w:t>in</w:t>
+        <w:t>elemMatch (in projection)</w:t>
       </w:r>
       <w:r>
         <w:rPr>
@@ -4042,164 +4624,6 @@
                 <w:sz w:val="20"/>
                 <w:szCs w:val="20"/>
               </w:rPr>
-              <m:t>elemMatchD</m:t>
-            </m:r>
-          </m:e>
-        </m:d>
-      </m:oMath>
-      <w:r>
-        <w:rPr>
-          <w:rFonts w:ascii="Arial" w:hAnsi="Arial" w:cs="Arial"/>
-          <w:sz w:val="20"/>
-          <w:szCs w:val="20"/>
-        </w:rPr>
-        <w:t>contains</w:t>
-      </w:r>
-    </w:p>
-    <w:p>
-      <w:pPr>
-        <w:spacing w:after="0" w:line="240" w:lineRule="auto"/>
-        <w:rPr>
-          <w:rFonts w:ascii="Arial" w:hAnsi="Arial" w:cs="Arial"/>
-          <w:sz w:val="20"/>
-          <w:szCs w:val="20"/>
-        </w:rPr>
-      </w:pPr>
-      <w:r>
-        <w:rPr>
-          <w:rFonts w:ascii="Arial" w:hAnsi="Arial" w:cs="Arial"/>
-          <w:b/>
-          <w:bCs/>
-          <w:sz w:val="20"/>
-          <w:szCs w:val="20"/>
-        </w:rPr>
-        <w:t>54. $size operator matches documents where array field has:</w:t>
-      </w:r>
-      <w:r>
-        <w:rPr>
-          <w:rFonts w:ascii="Arial" w:hAnsi="Arial" w:cs="Arial"/>
-          <w:sz w:val="20"/>
-          <w:szCs w:val="20"/>
-        </w:rPr>
-        <w:br/>
-        <w:t>A) At least specified number of elements</w:t>
-      </w:r>
-      <w:r>
-        <w:rPr>
-          <w:rFonts w:ascii="Arial" w:hAnsi="Arial" w:cs="Arial"/>
-          <w:sz w:val="20"/>
-          <w:szCs w:val="20"/>
-        </w:rPr>
-        <w:br/>
-        <w:t>B) Exactly specified number of elements</w:t>
-      </w:r>
-      <w:r>
-        <w:rPr>
-          <w:rFonts w:ascii="Arial" w:hAnsi="Arial" w:cs="Arial"/>
-          <w:sz w:val="20"/>
-          <w:szCs w:val="20"/>
-        </w:rPr>
-        <w:br/>
-        <w:t>C) At most specified number</w:t>
-      </w:r>
-      <w:r>
-        <w:rPr>
-          <w:rFonts w:ascii="Arial" w:hAnsi="Arial" w:cs="Arial"/>
-          <w:sz w:val="20"/>
-          <w:szCs w:val="20"/>
-        </w:rPr>
-        <w:br/>
-        <w:t>D) Any number of elements</w:t>
-      </w:r>
-    </w:p>
-    <w:p>
-      <w:pPr>
-        <w:spacing w:after="0" w:line="240" w:lineRule="auto"/>
-        <w:rPr>
-          <w:rFonts w:ascii="Arial" w:hAnsi="Arial" w:cs="Arial"/>
-          <w:sz w:val="20"/>
-          <w:szCs w:val="20"/>
-        </w:rPr>
-      </w:pPr>
-      <w:r>
-        <w:rPr>
-          <w:rFonts w:ascii="Arial" w:hAnsi="Arial" w:cs="Arial"/>
-          <w:b/>
-          <w:bCs/>
-          <w:sz w:val="20"/>
-          <w:szCs w:val="20"/>
-        </w:rPr>
-        <w:t>55. Which projection operator includes only the first matching element in an array?</w:t>
-      </w:r>
-      <w:r>
-        <w:rPr>
-          <w:rFonts w:ascii="Arial" w:hAnsi="Arial" w:cs="Arial"/>
-          <w:sz w:val="20"/>
-          <w:szCs w:val="20"/>
-        </w:rPr>
-        <w:br/>
-        <w:t>A) </w:t>
-      </w:r>
-      <m:oMath>
-        <m:d>
-          <m:dPr>
-            <m:begChr m:val=""/>
-            <m:ctrlPr>
-              <w:rPr>
-                <w:rFonts w:ascii="Cambria Math" w:hAnsi="Cambria Math" w:cs="Arial"/>
-                <w:sz w:val="20"/>
-                <w:szCs w:val="20"/>
-              </w:rPr>
-            </m:ctrlPr>
-          </m:dPr>
-          <m:e>
-            <m:r>
-              <w:rPr>
-                <w:rFonts w:ascii="Cambria Math" w:hAnsi="Cambria Math" w:cs="Arial"/>
-                <w:sz w:val="20"/>
-                <w:szCs w:val="20"/>
-              </w:rPr>
-              <m:t>sliceB</m:t>
-            </m:r>
-          </m:e>
-        </m:d>
-      </m:oMath>
-      <w:r>
-        <w:rPr>
-          <w:rFonts w:ascii="Arial" w:hAnsi="Arial" w:cs="Arial"/>
-          <w:sz w:val="20"/>
-          <w:szCs w:val="20"/>
-        </w:rPr>
-        <w:t>elemMatch (in projection)</w:t>
-      </w:r>
-      <w:r>
-        <w:rPr>
-          <w:rFonts w:ascii="Arial" w:hAnsi="Arial" w:cs="Arial"/>
-          <w:sz w:val="20"/>
-          <w:szCs w:val="20"/>
-        </w:rPr>
-        <w:br/>
-        <w:t>C) </w:t>
-      </w:r>
-      <m:oMath>
-        <m:d>
-          <m:dPr>
-            <m:begChr m:val=""/>
-            <m:ctrlPr>
-              <w:rPr>
-                <w:rFonts w:ascii="Cambria Math" w:hAnsi="Cambria Math" w:cs="Arial"/>
-                <w:sz w:val="20"/>
-                <w:szCs w:val="20"/>
-              </w:rPr>
-            </m:ctrlPr>
-          </m:dPr>
-          <m:e>
-            <m:r>
-              <w:rPr>
-                <w:rFonts w:ascii="Cambria Math" w:hAnsi="Cambria Math" w:cs="Arial"/>
-                <w:sz w:val="20"/>
-                <w:szCs w:val="20"/>
-              </w:rPr>
               <m:t>firstD</m:t>
             </m:r>
           </m:e>
@@ -4275,6 +4699,18 @@
         <w:spacing w:after="0" w:line="240" w:lineRule="auto"/>
         <w:rPr>
           <w:rFonts w:ascii="Arial" w:hAnsi="Arial" w:cs="Arial"/>
+          <w:b/>
+          <w:bCs/>
+          <w:sz w:val="20"/>
+          <w:szCs w:val="20"/>
+        </w:rPr>
+      </w:pPr>
+    </w:p>
+    <w:p>
+      <w:pPr>
+        <w:spacing w:after="0" w:line="240" w:lineRule="auto"/>
+        <w:rPr>
+          <w:rFonts w:ascii="Arial" w:hAnsi="Arial" w:cs="Arial"/>
           <w:sz w:val="20"/>
           <w:szCs w:val="20"/>
         </w:rPr>
@@ -4331,6 +4767,18 @@
         <w:spacing w:after="0" w:line="240" w:lineRule="auto"/>
         <w:rPr>
           <w:rFonts w:ascii="Arial" w:hAnsi="Arial" w:cs="Arial"/>
+          <w:b/>
+          <w:bCs/>
+          <w:sz w:val="20"/>
+          <w:szCs w:val="20"/>
+        </w:rPr>
+      </w:pPr>
+    </w:p>
+    <w:p>
+      <w:pPr>
+        <w:spacing w:after="0" w:line="240" w:lineRule="auto"/>
+        <w:rPr>
+          <w:rFonts w:ascii="Arial" w:hAnsi="Arial" w:cs="Arial"/>
           <w:sz w:val="20"/>
           <w:szCs w:val="20"/>
         </w:rPr>
@@ -4352,81 +4800,81 @@
           <w:szCs w:val="20"/>
         </w:rPr>
         <w:br/>
-        <w:t>A) </w:t>
-      </w:r>
-      <m:oMath>
-        <m:d>
-          <m:dPr>
-            <m:begChr m:val=""/>
-            <m:ctrlPr>
-              <w:rPr>
-                <w:rFonts w:ascii="Cambria Math" w:hAnsi="Cambria Math" w:cs="Arial"/>
-                <w:sz w:val="20"/>
-                <w:szCs w:val="20"/>
-              </w:rPr>
-            </m:ctrlPr>
-          </m:dPr>
-          <m:e>
-            <m:r>
-              <w:rPr>
-                <w:rFonts w:ascii="Cambria Math" w:hAnsi="Cambria Math" w:cs="Arial"/>
-                <w:sz w:val="20"/>
-                <w:szCs w:val="20"/>
-              </w:rPr>
-              <m:t>addToSetB</m:t>
-            </m:r>
-          </m:e>
-        </m:d>
-      </m:oMath>
-      <w:r>
-        <w:rPr>
-          <w:rFonts w:ascii="Arial" w:hAnsi="Arial" w:cs="Arial"/>
-          <w:sz w:val="20"/>
-          <w:szCs w:val="20"/>
-        </w:rPr>
-        <w:t>push</w:t>
-      </w:r>
-      <w:r>
-        <w:rPr>
-          <w:rFonts w:ascii="Arial" w:hAnsi="Arial" w:cs="Arial"/>
-          <w:sz w:val="20"/>
-          <w:szCs w:val="20"/>
-        </w:rPr>
-        <w:br/>
-        <w:t>C) </w:t>
-      </w:r>
-      <m:oMath>
-        <m:d>
-          <m:dPr>
-            <m:begChr m:val=""/>
-            <m:ctrlPr>
-              <w:rPr>
-                <w:rFonts w:ascii="Cambria Math" w:hAnsi="Cambria Math" w:cs="Arial"/>
-                <w:sz w:val="20"/>
-                <w:szCs w:val="20"/>
-              </w:rPr>
-            </m:ctrlPr>
-          </m:dPr>
-          <m:e>
-            <m:r>
-              <w:rPr>
-                <w:rFonts w:ascii="Cambria Math" w:hAnsi="Cambria Math" w:cs="Arial"/>
-                <w:sz w:val="20"/>
-                <w:szCs w:val="20"/>
-              </w:rPr>
-              <m:t>appendD</m:t>
-            </m:r>
-          </m:e>
-        </m:d>
-      </m:oMath>
-      <w:r>
-        <w:rPr>
-          <w:rFonts w:ascii="Arial" w:hAnsi="Arial" w:cs="Arial"/>
-          <w:sz w:val="20"/>
-          <w:szCs w:val="20"/>
-        </w:rPr>
-        <w:t>insert</w:t>
-      </w:r>
+      </w:r>
+      <w:r>
+        <w:rPr>
+          <w:rFonts w:ascii="Arial" w:hAnsi="Arial" w:cs="Arial"/>
+          <w:sz w:val="20"/>
+          <w:szCs w:val="20"/>
+        </w:rPr>
+        <w:t>A) addToSet</w:t>
+      </w:r>
+    </w:p>
+    <w:p>
+      <w:pPr>
+        <w:spacing w:after="0" w:line="240" w:lineRule="auto"/>
+        <w:rPr>
+          <w:rFonts w:ascii="Arial" w:hAnsi="Arial" w:cs="Arial"/>
+          <w:sz w:val="20"/>
+          <w:szCs w:val="20"/>
+        </w:rPr>
+      </w:pPr>
+      <w:r>
+        <w:rPr>
+          <w:rFonts w:ascii="Arial" w:hAnsi="Arial" w:cs="Arial"/>
+          <w:sz w:val="20"/>
+          <w:szCs w:val="20"/>
+        </w:rPr>
+        <w:t>B) push</w:t>
+      </w:r>
+    </w:p>
+    <w:p>
+      <w:pPr>
+        <w:spacing w:after="0" w:line="240" w:lineRule="auto"/>
+        <w:rPr>
+          <w:rFonts w:ascii="Arial" w:hAnsi="Arial" w:cs="Arial"/>
+          <w:sz w:val="20"/>
+          <w:szCs w:val="20"/>
+        </w:rPr>
+      </w:pPr>
+      <w:r>
+        <w:rPr>
+          <w:rFonts w:ascii="Arial" w:hAnsi="Arial" w:cs="Arial"/>
+          <w:sz w:val="20"/>
+          <w:szCs w:val="20"/>
+        </w:rPr>
+        <w:t>C) append</w:t>
+      </w:r>
+    </w:p>
+    <w:p>
+      <w:pPr>
+        <w:spacing w:after="0" w:line="240" w:lineRule="auto"/>
+        <w:rPr>
+          <w:rFonts w:ascii="Arial" w:hAnsi="Arial" w:cs="Arial"/>
+          <w:sz w:val="20"/>
+          <w:szCs w:val="20"/>
+        </w:rPr>
+      </w:pPr>
+      <w:r>
+        <w:rPr>
+          <w:rFonts w:ascii="Arial" w:hAnsi="Arial" w:cs="Arial"/>
+          <w:sz w:val="20"/>
+          <w:szCs w:val="20"/>
+        </w:rPr>
+        <w:t>D) insert</w:t>
+      </w:r>
+    </w:p>
+    <w:p>
+      <w:pPr>
+        <w:spacing w:after="0" w:line="240" w:lineRule="auto"/>
+        <w:rPr>
+          <w:rFonts w:ascii="Arial" w:hAnsi="Arial" w:cs="Arial"/>
+          <w:b/>
+          <w:bCs/>
+          <w:sz w:val="20"/>
+          <w:szCs w:val="20"/>
+        </w:rPr>
+      </w:pPr>
     </w:p>
     <w:p>
       <w:pPr>
@@ -4489,6 +4937,18 @@
         <w:spacing w:after="0" w:line="240" w:lineRule="auto"/>
         <w:rPr>
           <w:rFonts w:ascii="Arial" w:hAnsi="Arial" w:cs="Arial"/>
+          <w:b/>
+          <w:bCs/>
+          <w:sz w:val="20"/>
+          <w:szCs w:val="20"/>
+        </w:rPr>
+      </w:pPr>
+    </w:p>
+    <w:p>
+      <w:pPr>
+        <w:spacing w:after="0" w:line="240" w:lineRule="auto"/>
+        <w:rPr>
+          <w:rFonts w:ascii="Arial" w:hAnsi="Arial" w:cs="Arial"/>
           <w:sz w:val="20"/>
           <w:szCs w:val="20"/>
         </w:rPr>
@@ -4549,38 +5009,6 @@
           <w:szCs w:val="20"/>
         </w:rPr>
       </w:pPr>
-      <w:r>
-        <w:rPr>
-          <w:rFonts w:ascii="Arial" w:hAnsi="Arial" w:cs="Arial"/>
-          <w:sz w:val="20"/>
-          <w:szCs w:val="20"/>
-        </w:rPr>
-        <w:pict w14:anchorId="2C5C0DDC">
-          <v:rect id="_x0000_i1090" style="width:0;height:.75pt" o:hralign="center" o:hrstd="t" o:hr="t" fillcolor="#a0a0a0" stroked="f"/>
-        </w:pict>
-      </w:r>
-    </w:p>
-    <w:p>
-      <w:pPr>
-        <w:spacing w:after="0" w:line="240" w:lineRule="auto"/>
-        <w:rPr>
-          <w:rFonts w:ascii="Arial" w:hAnsi="Arial" w:cs="Arial"/>
-          <w:b/>
-          <w:bCs/>
-          <w:sz w:val="20"/>
-          <w:szCs w:val="20"/>
-        </w:rPr>
-      </w:pPr>
-      <w:r>
-        <w:rPr>
-          <w:rFonts w:ascii="Arial" w:hAnsi="Arial" w:cs="Arial"/>
-          <w:b/>
-          <w:bCs/>
-          <w:sz w:val="20"/>
-          <w:szCs w:val="20"/>
-        </w:rPr>
-        <w:t>MongoDB – Indexing Tricky</w:t>
-      </w:r>
     </w:p>
     <w:p>
       <w:pPr>
@@ -4643,6 +5071,18 @@
         <w:spacing w:after="0" w:line="240" w:lineRule="auto"/>
         <w:rPr>
           <w:rFonts w:ascii="Arial" w:hAnsi="Arial" w:cs="Arial"/>
+          <w:b/>
+          <w:bCs/>
+          <w:sz w:val="20"/>
+          <w:szCs w:val="20"/>
+        </w:rPr>
+      </w:pPr>
+    </w:p>
+    <w:p>
+      <w:pPr>
+        <w:spacing w:after="0" w:line="240" w:lineRule="auto"/>
+        <w:rPr>
+          <w:rFonts w:ascii="Arial" w:hAnsi="Arial" w:cs="Arial"/>
           <w:sz w:val="20"/>
           <w:szCs w:val="20"/>
         </w:rPr>
@@ -4699,6 +5139,18 @@
         <w:spacing w:after="0" w:line="240" w:lineRule="auto"/>
         <w:rPr>
           <w:rFonts w:ascii="Arial" w:hAnsi="Arial" w:cs="Arial"/>
+          <w:b/>
+          <w:bCs/>
+          <w:sz w:val="20"/>
+          <w:szCs w:val="20"/>
+        </w:rPr>
+      </w:pPr>
+    </w:p>
+    <w:p>
+      <w:pPr>
+        <w:spacing w:after="0" w:line="240" w:lineRule="auto"/>
+        <w:rPr>
+          <w:rFonts w:ascii="Arial" w:hAnsi="Arial" w:cs="Arial"/>
           <w:sz w:val="20"/>
           <w:szCs w:val="20"/>
         </w:rPr>
@@ -4755,6 +5207,18 @@
         <w:spacing w:after="0" w:line="240" w:lineRule="auto"/>
         <w:rPr>
           <w:rFonts w:ascii="Arial" w:hAnsi="Arial" w:cs="Arial"/>
+          <w:b/>
+          <w:bCs/>
+          <w:sz w:val="20"/>
+          <w:szCs w:val="20"/>
+        </w:rPr>
+      </w:pPr>
+    </w:p>
+    <w:p>
+      <w:pPr>
+        <w:spacing w:after="0" w:line="240" w:lineRule="auto"/>
+        <w:rPr>
+          <w:rFonts w:ascii="Arial" w:hAnsi="Arial" w:cs="Arial"/>
           <w:sz w:val="20"/>
           <w:szCs w:val="20"/>
         </w:rPr>
@@ -4811,6 +5275,18 @@
         <w:spacing w:after="0" w:line="240" w:lineRule="auto"/>
         <w:rPr>
           <w:rFonts w:ascii="Arial" w:hAnsi="Arial" w:cs="Arial"/>
+          <w:b/>
+          <w:bCs/>
+          <w:sz w:val="20"/>
+          <w:szCs w:val="20"/>
+        </w:rPr>
+      </w:pPr>
+    </w:p>
+    <w:p>
+      <w:pPr>
+        <w:spacing w:after="0" w:line="240" w:lineRule="auto"/>
+        <w:rPr>
+          <w:rFonts w:ascii="Arial" w:hAnsi="Arial" w:cs="Arial"/>
           <w:sz w:val="20"/>
           <w:szCs w:val="20"/>
         </w:rPr>
@@ -4889,6 +5365,18 @@
         <w:spacing w:after="0" w:line="240" w:lineRule="auto"/>
         <w:rPr>
           <w:rFonts w:ascii="Arial" w:hAnsi="Arial" w:cs="Arial"/>
+          <w:b/>
+          <w:bCs/>
+          <w:sz w:val="20"/>
+          <w:szCs w:val="20"/>
+        </w:rPr>
+      </w:pPr>
+    </w:p>
+    <w:p>
+      <w:pPr>
+        <w:spacing w:after="0" w:line="240" w:lineRule="auto"/>
+        <w:rPr>
+          <w:rFonts w:ascii="Arial" w:hAnsi="Arial" w:cs="Arial"/>
           <w:sz w:val="20"/>
           <w:szCs w:val="20"/>
         </w:rPr>
@@ -4945,6 +5433,18 @@
         <w:spacing w:after="0" w:line="240" w:lineRule="auto"/>
         <w:rPr>
           <w:rFonts w:ascii="Arial" w:hAnsi="Arial" w:cs="Arial"/>
+          <w:b/>
+          <w:bCs/>
+          <w:sz w:val="20"/>
+          <w:szCs w:val="20"/>
+        </w:rPr>
+      </w:pPr>
+    </w:p>
+    <w:p>
+      <w:pPr>
+        <w:spacing w:after="0" w:line="240" w:lineRule="auto"/>
+        <w:rPr>
+          <w:rFonts w:ascii="Arial" w:hAnsi="Arial" w:cs="Arial"/>
           <w:sz w:val="20"/>
           <w:szCs w:val="20"/>
         </w:rPr>
@@ -5023,6 +5523,18 @@
         <w:spacing w:after="0" w:line="240" w:lineRule="auto"/>
         <w:rPr>
           <w:rFonts w:ascii="Arial" w:hAnsi="Arial" w:cs="Arial"/>
+          <w:b/>
+          <w:bCs/>
+          <w:sz w:val="20"/>
+          <w:szCs w:val="20"/>
+        </w:rPr>
+      </w:pPr>
+    </w:p>
+    <w:p>
+      <w:pPr>
+        <w:spacing w:after="0" w:line="240" w:lineRule="auto"/>
+        <w:rPr>
+          <w:rFonts w:ascii="Arial" w:hAnsi="Arial" w:cs="Arial"/>
           <w:sz w:val="20"/>
           <w:szCs w:val="20"/>
         </w:rPr>
@@ -5079,6 +5591,18 @@
         <w:spacing w:after="0" w:line="240" w:lineRule="auto"/>
         <w:rPr>
           <w:rFonts w:ascii="Arial" w:hAnsi="Arial" w:cs="Arial"/>
+          <w:b/>
+          <w:bCs/>
+          <w:sz w:val="20"/>
+          <w:szCs w:val="20"/>
+        </w:rPr>
+      </w:pPr>
+    </w:p>
+    <w:p>
+      <w:pPr>
+        <w:spacing w:after="0" w:line="240" w:lineRule="auto"/>
+        <w:rPr>
+          <w:rFonts w:ascii="Arial" w:hAnsi="Arial" w:cs="Arial"/>
           <w:sz w:val="20"/>
           <w:szCs w:val="20"/>
         </w:rPr>
@@ -5129,6 +5653,18 @@
         <w:br/>
         <w:t>D) Joining tables</w:t>
       </w:r>
+    </w:p>
+    <w:p>
+      <w:pPr>
+        <w:spacing w:after="0" w:line="240" w:lineRule="auto"/>
+        <w:rPr>
+          <w:rFonts w:ascii="Arial" w:hAnsi="Arial" w:cs="Arial"/>
+          <w:b/>
+          <w:bCs/>
+          <w:sz w:val="20"/>
+          <w:szCs w:val="20"/>
+        </w:rPr>
+      </w:pPr>
     </w:p>
     <w:p>
       <w:pPr>
@@ -5268,38 +5804,6 @@
           <w:szCs w:val="20"/>
         </w:rPr>
       </w:pPr>
-      <w:r>
-        <w:rPr>
-          <w:rFonts w:ascii="Arial" w:hAnsi="Arial" w:cs="Arial"/>
-          <w:sz w:val="20"/>
-          <w:szCs w:val="20"/>
-        </w:rPr>
-        <w:pict w14:anchorId="628C8511">
-          <v:rect id="_x0000_i1091" style="width:0;height:.75pt" o:hralign="center" o:hrstd="t" o:hr="t" fillcolor="#a0a0a0" stroked="f"/>
-        </w:pict>
-      </w:r>
-    </w:p>
-    <w:p>
-      <w:pPr>
-        <w:spacing w:after="0" w:line="240" w:lineRule="auto"/>
-        <w:rPr>
-          <w:rFonts w:ascii="Arial" w:hAnsi="Arial" w:cs="Arial"/>
-          <w:b/>
-          <w:bCs/>
-          <w:sz w:val="20"/>
-          <w:szCs w:val="20"/>
-        </w:rPr>
-      </w:pPr>
-      <w:r>
-        <w:rPr>
-          <w:rFonts w:ascii="Arial" w:hAnsi="Arial" w:cs="Arial"/>
-          <w:b/>
-          <w:bCs/>
-          <w:sz w:val="20"/>
-          <w:szCs w:val="20"/>
-        </w:rPr>
-        <w:t>MongoDB – Aggregation &amp; Sorting Tricky</w:t>
-      </w:r>
     </w:p>
     <w:p>
       <w:pPr>
@@ -5380,6 +5884,18 @@
         <w:spacing w:after="0" w:line="240" w:lineRule="auto"/>
         <w:rPr>
           <w:rFonts w:ascii="Arial" w:hAnsi="Arial" w:cs="Arial"/>
+          <w:b/>
+          <w:bCs/>
+          <w:sz w:val="20"/>
+          <w:szCs w:val="20"/>
+        </w:rPr>
+      </w:pPr>
+    </w:p>
+    <w:p>
+      <w:pPr>
+        <w:spacing w:after="0" w:line="240" w:lineRule="auto"/>
+        <w:rPr>
+          <w:rFonts w:ascii="Arial" w:hAnsi="Arial" w:cs="Arial"/>
           <w:sz w:val="20"/>
           <w:szCs w:val="20"/>
         </w:rPr>
@@ -5482,6 +5998,18 @@
         <w:spacing w:after="0" w:line="240" w:lineRule="auto"/>
         <w:rPr>
           <w:rFonts w:ascii="Arial" w:hAnsi="Arial" w:cs="Arial"/>
+          <w:b/>
+          <w:bCs/>
+          <w:sz w:val="20"/>
+          <w:szCs w:val="20"/>
+        </w:rPr>
+      </w:pPr>
+    </w:p>
+    <w:p>
+      <w:pPr>
+        <w:spacing w:after="0" w:line="240" w:lineRule="auto"/>
+        <w:rPr>
+          <w:rFonts w:ascii="Arial" w:hAnsi="Arial" w:cs="Arial"/>
           <w:sz w:val="20"/>
           <w:szCs w:val="20"/>
         </w:rPr>
@@ -5532,6 +6060,18 @@
         <w:br/>
         <w:t>D) The limit</w:t>
       </w:r>
+    </w:p>
+    <w:p>
+      <w:pPr>
+        <w:spacing w:after="0" w:line="240" w:lineRule="auto"/>
+        <w:rPr>
+          <w:rFonts w:ascii="Arial" w:hAnsi="Arial" w:cs="Arial"/>
+          <w:b/>
+          <w:bCs/>
+          <w:sz w:val="20"/>
+          <w:szCs w:val="20"/>
+        </w:rPr>
+      </w:pPr>
     </w:p>
     <w:p>
       <w:pPr>
@@ -15773,6 +16313,7 @@
   <w:style w:type="character" w:default="1" w:styleId="DefaultParagraphFont">
     <w:name w:val="Default Paragraph Font"/>
     <w:uiPriority w:val="1"/>
+    <w:semiHidden/>
     <w:unhideWhenUsed/>
   </w:style>
   <w:style w:type="table" w:default="1" w:styleId="TableNormal">
@@ -16232,9 +16773,11 @@
     <w:rsid w:val="004057C9"/>
     <w:rsid w:val="00495092"/>
     <w:rsid w:val="0055380E"/>
+    <w:rsid w:val="006E51BE"/>
     <w:rsid w:val="0071112B"/>
     <w:rsid w:val="007B473C"/>
     <w:rsid w:val="009D4A4A"/>
+    <w:rsid w:val="00A966CB"/>
     <w:rsid w:val="00B54320"/>
     <w:rsid w:val="00C3627A"/>
     <w:rsid w:val="00C7492E"/>
